--- a/src/ReportExt/SalesQuote.docx
+++ b/src/ReportExt/SalesQuote.docx
@@ -1,6 +1,6 @@
 
 <file path=word/document.xml><?xml version="1.0" encoding="utf-8"?>
-<w:document xmlns:wpc="http://schemas.microsoft.com/office/word/2010/wordprocessingCanvas" xmlns:cx="http://schemas.microsoft.com/office/drawing/2014/chartex" xmlns:cx1="http://schemas.microsoft.com/office/drawing/2015/9/8/chartex" xmlns:cx2="http://schemas.microsoft.com/office/drawing/2015/10/21/chartex" xmlns:cx3="http://schemas.microsoft.com/office/drawing/2016/5/9/chartex" xmlns:cx4="http://schemas.microsoft.com/office/drawing/2016/5/10/chartex" xmlns:cx5="http://schemas.microsoft.com/office/drawing/2016/5/11/chartex" xmlns:cx6="http://schemas.microsoft.com/office/drawing/2016/5/12/chartex" xmlns:cx7="http://schemas.microsoft.com/office/drawing/2016/5/13/chartex" xmlns:cx8="http://schemas.microsoft.com/office/drawing/2016/5/14/chartex" xmlns:mc="http://schemas.openxmlformats.org/markup-compatibility/2006" xmlns:aink="http://schemas.microsoft.com/office/drawing/2016/ink" xmlns:am3d="http://schemas.microsoft.com/office/drawing/2017/model3d" xmlns:o="urn:schemas-microsoft-com:office:office" xmlns:oel="http://schemas.microsoft.com/office/2019/extlst" xmlns:r="http://schemas.openxmlformats.org/officeDocument/2006/relationships" xmlns:m="http://schemas.openxmlformats.org/officeDocument/2006/math" xmlns:v="urn:schemas-microsoft-com:vml" xmlns:wp14="http://schemas.microsoft.com/office/word/2010/wordprocessingDrawing" xmlns:wp="http://schemas.openxmlformats.org/drawingml/2006/wordprocessingDrawing" xmlns:w10="urn:schemas-microsoft-com:office:word" xmlns:w="http://schemas.openxmlformats.org/wordprocessingml/2006/main" xmlns:w14="http://schemas.microsoft.com/office/word/2010/wordml" xmlns:w15="http://schemas.microsoft.com/office/word/2012/wordml" xmlns:w16cex="http://schemas.microsoft.com/office/word/2018/wordml/cex" xmlns:w16cid="http://schemas.microsoft.com/office/word/2016/wordml/cid" xmlns:w16="http://schemas.microsoft.com/office/word/2018/wordml" xmlns:w16sdtdh="http://schemas.microsoft.com/office/word/2020/wordml/sdtdatahash" xmlns:w16se="http://schemas.microsoft.com/office/word/2015/wordml/symex" xmlns:wpg="http://schemas.microsoft.com/office/word/2010/wordprocessingGroup" xmlns:wpi="http://schemas.microsoft.com/office/word/2010/wordprocessingInk" xmlns:wne="http://schemas.microsoft.com/office/word/2006/wordml" xmlns:wps="http://schemas.microsoft.com/office/word/2010/wordprocessingShape" mc:Ignorable="w14 w15 w16se w16cid w16 w16cex w16sdtdh wp14">
+<w:document xmlns:wpc="http://schemas.microsoft.com/office/word/2010/wordprocessingCanvas" xmlns:cx="http://schemas.microsoft.com/office/drawing/2014/chartex" xmlns:cx1="http://schemas.microsoft.com/office/drawing/2015/9/8/chartex" xmlns:cx2="http://schemas.microsoft.com/office/drawing/2015/10/21/chartex" xmlns:cx3="http://schemas.microsoft.com/office/drawing/2016/5/9/chartex" xmlns:cx4="http://schemas.microsoft.com/office/drawing/2016/5/10/chartex" xmlns:cx5="http://schemas.microsoft.com/office/drawing/2016/5/11/chartex" xmlns:cx6="http://schemas.microsoft.com/office/drawing/2016/5/12/chartex" xmlns:cx7="http://schemas.microsoft.com/office/drawing/2016/5/13/chartex" xmlns:cx8="http://schemas.microsoft.com/office/drawing/2016/5/14/chartex" xmlns:mc="http://schemas.openxmlformats.org/markup-compatibility/2006" xmlns:aink="http://schemas.microsoft.com/office/drawing/2016/ink" xmlns:am3d="http://schemas.microsoft.com/office/drawing/2017/model3d" xmlns:o="urn:schemas-microsoft-com:office:office" xmlns:r="http://schemas.openxmlformats.org/officeDocument/2006/relationships" xmlns:m="http://schemas.openxmlformats.org/officeDocument/2006/math" xmlns:v="urn:schemas-microsoft-com:vml" xmlns:wp14="http://schemas.microsoft.com/office/word/2010/wordprocessingDrawing" xmlns:wp="http://schemas.openxmlformats.org/drawingml/2006/wordprocessingDrawing" xmlns:w10="urn:schemas-microsoft-com:office:word" xmlns:w="http://schemas.openxmlformats.org/wordprocessingml/2006/main" xmlns:w14="http://schemas.microsoft.com/office/word/2010/wordml" xmlns:w15="http://schemas.microsoft.com/office/word/2012/wordml" xmlns:w16cex="http://schemas.microsoft.com/office/word/2018/wordml/cex" xmlns:w16cid="http://schemas.microsoft.com/office/word/2016/wordml/cid" xmlns:w16="http://schemas.microsoft.com/office/word/2018/wordml" xmlns:w16sdtdh="http://schemas.microsoft.com/office/word/2020/wordml/sdtdatahash" xmlns:w16se="http://schemas.microsoft.com/office/word/2015/wordml/symex" xmlns:wpg="http://schemas.microsoft.com/office/word/2010/wordprocessingGroup" xmlns:wpi="http://schemas.microsoft.com/office/word/2010/wordprocessingInk" xmlns:wne="http://schemas.microsoft.com/office/word/2006/wordml" xmlns:wps="http://schemas.microsoft.com/office/word/2010/wordprocessingShape" mc:Ignorable="w14 w15 w16se w16cid w16 w16cex w16sdtdh wp14">
   <w:body>
     <w:tbl>
       <w:tblPr>
@@ -44,6 +44,7 @@
                 <w:dataBinding w:prefixMappings="xmlns:ns0='urn:microsoft-dynamics-nav/reports/Standard_Sales_Quote/1304/'" w:xpath="/ns0:NavWordReportXmlPart[1]/ns0:Header[1]/ns0:DocumentTitle_Lbl[1]" w:storeItemID="{48D95FEC-B455-4CA7-BA04-5C230D0B37CF}"/>
                 <w:text/>
               </w:sdtPr>
+              <w:sdtEndPr/>
               <w:sdtContent>
                 <w:proofErr w:type="spellStart"/>
                 <w:r>
@@ -75,6 +76,7 @@
                 <w:dataBinding w:prefixMappings="xmlns:ns0='urn:microsoft-dynamics-nav/reports/Standard_Sales_Quote/1304/'" w:xpath="/ns0:NavWordReportXmlPart[1]/ns0:Header[1]/ns0:DocumentNo[1]" w:storeItemID="{48D95FEC-B455-4CA7-BA04-5C230D0B37CF}"/>
                 <w:text/>
               </w:sdtPr>
+              <w:sdtEndPr/>
               <w:sdtContent>
                 <w:proofErr w:type="spellStart"/>
                 <w:r>
@@ -125,6 +127,7 @@
             <w:dataBinding w:prefixMappings="xmlns:ns0='urn:microsoft-dynamics-nav/reports/Standard_Sales_Quote/1304/'" w:xpath="/ns0:NavWordReportXmlPart[1]/ns0:Header[1]/ns0:DocumentDate[1]" w:storeItemID="{48D95FEC-B455-4CA7-BA04-5C230D0B37CF}"/>
             <w:text/>
           </w:sdtPr>
+          <w:sdtEndPr/>
           <w:sdtContent>
             <w:tc>
               <w:tcPr>
@@ -173,10 +176,10 @@
         <w:tblDescription w:val="Billing and shipping info table"/>
       </w:tblPr>
       <w:tblGrid>
-        <w:gridCol w:w="2200"/>
+        <w:gridCol w:w="2201"/>
         <w:gridCol w:w="2298"/>
-        <w:gridCol w:w="2252"/>
-        <w:gridCol w:w="2489"/>
+        <w:gridCol w:w="2511"/>
+        <w:gridCol w:w="2229"/>
         <w:gridCol w:w="1831"/>
       </w:tblGrid>
       <w:tr>
@@ -238,6 +241,7 @@
               <w:dataBinding w:prefixMappings="xmlns:ns0='urn:microsoft-dynamics-nav/reports/Standard_Sales_Quote/1304/'" w:xpath="/ns0:NavWordReportXmlPart[1]/ns0:Header[1]/ns0:ShipToAddress_Lbl[1]" w:storeItemID="{48D95FEC-B455-4CA7-BA04-5C230D0B37CF}"/>
               <w:text/>
             </w:sdtPr>
+            <w:sdtEndPr/>
             <w:sdtContent>
               <w:p>
                 <w:pPr>
@@ -268,7 +272,7 @@
         </w:tc>
         <w:tc>
           <w:tcPr>
-            <w:tcW w:w="1017" w:type="pct"/>
+            <w:tcW w:w="1134" w:type="pct"/>
             <w:tcBorders>
               <w:bottom w:val="single" w:color="7E97AD" w:sz="4" w:space="0"/>
             </w:tcBorders>
@@ -292,6 +296,7 @@
               <w:dataBinding w:prefixMappings="xmlns:ns0='urn:microsoft-dynamics-nav/reports/Standard_Sales_Quote/1304/'" w:xpath="/ns0:NavWordReportXmlPart[1]/ns0:Header[1]/ns0:PaymentTermsDescription_Lbl[1]" w:storeItemID="{48D95FEC-B455-4CA7-BA04-5C230D0B37CF}"/>
               <w:text/>
             </w:sdtPr>
+            <w:sdtEndPr/>
             <w:sdtContent>
               <w:p>
                 <w:pPr>
@@ -323,7 +328,7 @@
         </w:tc>
         <w:tc>
           <w:tcPr>
-            <w:tcW w:w="1124" w:type="pct"/>
+            <w:tcW w:w="1007" w:type="pct"/>
             <w:tcBorders>
               <w:bottom w:val="single" w:color="7E97AD" w:sz="4" w:space="0"/>
             </w:tcBorders>
@@ -384,6 +389,7 @@
             <w:dataBinding w:prefixMappings="xmlns:ns0='urn:microsoft-dynamics-nav/reports/Standard_Sales_Quote/1304/'" w:xpath="/ns0:NavWordReportXmlPart[1]/ns0:Header[1]/ns0:SalesPerson_Lbl[1]" w:storeItemID="{48D95FEC-B455-4CA7-BA04-5C230D0B37CF}"/>
             <w:text/>
           </w:sdtPr>
+          <w:sdtEndPr/>
           <w:sdtContent>
             <w:tc>
               <w:tcPr>
@@ -447,6 +453,7 @@
               <w:dataBinding w:prefixMappings="xmlns:ns0='urn:microsoft-dynamics-nav/reports/Standard_Sales_Quote/1304/'" w:xpath="/ns0:NavWordReportXmlPart[1]/ns0:Header[1]/ns0:CustomerAddress1[1]" w:storeItemID="{48D95FEC-B455-4CA7-BA04-5C230D0B37CF}"/>
               <w:text/>
             </w:sdtPr>
+            <w:sdtEndPr/>
             <w:sdtContent>
               <w:p>
                 <w:pPr>
@@ -490,6 +497,7 @@
               <w:dataBinding w:prefixMappings="xmlns:ns0='urn:microsoft-dynamics-nav/reports/Standard_Sales_Quote/1304/'" w:xpath="/ns0:NavWordReportXmlPart[1]/ns0:Header[1]/ns0:CustomerAddress2[1]" w:storeItemID="{48D95FEC-B455-4CA7-BA04-5C230D0B37CF}"/>
               <w:text/>
             </w:sdtPr>
+            <w:sdtEndPr/>
             <w:sdtContent>
               <w:p>
                 <w:pPr>
@@ -533,6 +541,7 @@
               <w:dataBinding w:prefixMappings="xmlns:ns0='urn:microsoft-dynamics-nav/reports/Standard_Sales_Quote/1304/'" w:xpath="/ns0:NavWordReportXmlPart[1]/ns0:Header[1]/ns0:CustomerAddress3[1]" w:storeItemID="{48D95FEC-B455-4CA7-BA04-5C230D0B37CF}"/>
               <w:text/>
             </w:sdtPr>
+            <w:sdtEndPr/>
             <w:sdtContent>
               <w:p>
                 <w:pPr>
@@ -576,6 +585,7 @@
               <w:dataBinding w:prefixMappings="xmlns:ns0='urn:microsoft-dynamics-nav/reports/Standard_Sales_Quote/1304/'" w:xpath="/ns0:NavWordReportXmlPart[1]/ns0:Header[1]/ns0:CustomerAddress4[1]" w:storeItemID="{48D95FEC-B455-4CA7-BA04-5C230D0B37CF}"/>
               <w:text/>
             </w:sdtPr>
+            <w:sdtEndPr/>
             <w:sdtContent>
               <w:p>
                 <w:pPr>
@@ -619,6 +629,7 @@
               <w:dataBinding w:prefixMappings="xmlns:ns0='urn:microsoft-dynamics-nav/reports/Standard_Sales_Quote/1304/'" w:xpath="/ns0:NavWordReportXmlPart[1]/ns0:Header[1]/ns0:CustomerAddress5[1]" w:storeItemID="{48D95FEC-B455-4CA7-BA04-5C230D0B37CF}"/>
               <w:text/>
             </w:sdtPr>
+            <w:sdtEndPr/>
             <w:sdtContent>
               <w:p>
                 <w:pPr>
@@ -662,6 +673,7 @@
               <w:dataBinding w:prefixMappings="xmlns:ns0='urn:microsoft-dynamics-nav/reports/Standard_Sales_Quote/1304/'" w:xpath="/ns0:NavWordReportXmlPart[1]/ns0:Header[1]/ns0:CustomerAddress6[1]" w:storeItemID="{48D95FEC-B455-4CA7-BA04-5C230D0B37CF}"/>
               <w:text/>
             </w:sdtPr>
+            <w:sdtEndPr/>
             <w:sdtContent>
               <w:p>
                 <w:pPr>
@@ -713,6 +725,7 @@
               <w:dataBinding w:prefixMappings="xmlns:ns0='urn:microsoft-dynamics-nav/reports/Standard_Sales_Quote/1304/'" w:xpath="/ns0:NavWordReportXmlPart[1]/ns0:Header[1]/ns0:ShipToAddress1[1]" w:storeItemID="{48D95FEC-B455-4CA7-BA04-5C230D0B37CF}"/>
               <w:text/>
             </w:sdtPr>
+            <w:sdtEndPr/>
             <w:sdtContent>
               <w:p>
                 <w:pPr>
@@ -756,6 +769,7 @@
               <w:dataBinding w:prefixMappings="xmlns:ns0='urn:microsoft-dynamics-nav/reports/Standard_Sales_Quote/1304/'" w:xpath="/ns0:NavWordReportXmlPart[1]/ns0:Header[1]/ns0:ShipToAddress2[1]" w:storeItemID="{48D95FEC-B455-4CA7-BA04-5C230D0B37CF}"/>
               <w:text/>
             </w:sdtPr>
+            <w:sdtEndPr/>
             <w:sdtContent>
               <w:p>
                 <w:pPr>
@@ -799,6 +813,7 @@
               <w:dataBinding w:prefixMappings="xmlns:ns0='urn:microsoft-dynamics-nav/reports/Standard_Sales_Quote/1304/'" w:xpath="/ns0:NavWordReportXmlPart[1]/ns0:Header[1]/ns0:ShipToAddress3[1]" w:storeItemID="{48D95FEC-B455-4CA7-BA04-5C230D0B37CF}"/>
               <w:text/>
             </w:sdtPr>
+            <w:sdtEndPr/>
             <w:sdtContent>
               <w:p>
                 <w:pPr>
@@ -842,6 +857,7 @@
               <w:dataBinding w:prefixMappings="xmlns:ns0='urn:microsoft-dynamics-nav/reports/Standard_Sales_Quote/1304/'" w:xpath="/ns0:NavWordReportXmlPart[1]/ns0:Header[1]/ns0:ShipToAddress4[1]" w:storeItemID="{48D95FEC-B455-4CA7-BA04-5C230D0B37CF}"/>
               <w:text/>
             </w:sdtPr>
+            <w:sdtEndPr/>
             <w:sdtContent>
               <w:p>
                 <w:pPr>
@@ -885,6 +901,7 @@
               <w:dataBinding w:prefixMappings="xmlns:ns0='urn:microsoft-dynamics-nav/reports/Standard_Sales_Quote/1304/'" w:xpath="/ns0:NavWordReportXmlPart[1]/ns0:Header[1]/ns0:ShipToAddress5[1]" w:storeItemID="{48D95FEC-B455-4CA7-BA04-5C230D0B37CF}"/>
               <w:text/>
             </w:sdtPr>
+            <w:sdtEndPr/>
             <w:sdtContent>
               <w:p>
                 <w:pPr>
@@ -928,6 +945,7 @@
               <w:dataBinding w:prefixMappings="xmlns:ns0='urn:microsoft-dynamics-nav/reports/Standard_Sales_Quote/1304/'" w:xpath="/ns0:NavWordReportXmlPart[1]/ns0:Header[1]/ns0:ShipToAddress6[1]" w:storeItemID="{48D95FEC-B455-4CA7-BA04-5C230D0B37CF}"/>
               <w:text/>
             </w:sdtPr>
+            <w:sdtEndPr/>
             <w:sdtContent>
               <w:p>
                 <w:pPr>
@@ -956,7 +974,7 @@
         </w:tc>
         <w:tc>
           <w:tcPr>
-            <w:tcW w:w="1017" w:type="pct"/>
+            <w:tcW w:w="1134" w:type="pct"/>
             <w:tcBorders>
               <w:top w:val="single" w:color="7E97AD" w:sz="4" w:space="0"/>
             </w:tcBorders>
@@ -967,8 +985,8 @@
                 <w:rFonts w:ascii="Cambria" w:hAnsi="Cambria" w:eastAsia="Cambria" w:cs="Times New Roman"/>
                 <w:color w:val="595959"/>
                 <w:kern w:val="20"/>
-                <w:sz w:val="20"/>
-                <w:szCs w:val="20"/>
+                <w:sz w:val="18"/>
+                <w:szCs w:val="18"/>
               </w:rPr>
               <w:alias w:val="#Nav: /Header/PaymentTermsDescription"/>
               <w:tag w:val="#Nav: Standard_Sales_Quote/1304"/>
@@ -979,11 +997,54 @@
               <w:dataBinding w:prefixMappings="xmlns:ns0='urn:microsoft-dynamics-nav/reports/Standard_Sales_Quote/1304/'" w:xpath="/ns0:NavWordReportXmlPart[1]/ns0:Header[1]/ns0:PaymentTermsDescription[1]" w:storeItemID="{48D95FEC-B455-4CA7-BA04-5C230D0B37CF}"/>
               <w:text/>
             </w:sdtPr>
+            <w:sdtEndPr/>
             <w:sdtContent>
               <w:p>
                 <w:pPr>
                   <w:spacing w:before="40" w:after="40"/>
-                  <w:jc w:val="center"/>
+                  <w:rPr>
+                    <w:rFonts w:ascii="Cambria" w:hAnsi="Cambria" w:eastAsia="Cambria" w:cs="Times New Roman"/>
+                    <w:color w:val="595959"/>
+                    <w:kern w:val="20"/>
+                    <w:sz w:val="18"/>
+                    <w:szCs w:val="18"/>
+                  </w:rPr>
+                </w:pPr>
+                <w:proofErr w:type="spellStart"/>
+                <w:r>
+                  <w:rPr>
+                    <w:rFonts w:ascii="Cambria" w:hAnsi="Cambria" w:eastAsia="Cambria" w:cs="Times New Roman"/>
+                    <w:color w:val="595959"/>
+                    <w:kern w:val="20"/>
+                    <w:sz w:val="18"/>
+                    <w:szCs w:val="18"/>
+                  </w:rPr>
+                  <w:t>PaymentTermsDescription</w:t>
+                </w:r>
+                <w:proofErr w:type="spellEnd"/>
+              </w:p>
+            </w:sdtContent>
+          </w:sdt>
+          <w:sdt>
+            <w:sdtPr>
+              <w:rPr>
+                <w:rFonts w:ascii="Cambria" w:hAnsi="Cambria" w:eastAsia="Cambria" w:cs="Times New Roman"/>
+                <w:color w:val="595959"/>
+                <w:kern w:val="20"/>
+                <w:sz w:val="18"/>
+                <w:szCs w:val="18"/>
+              </w:rPr>
+              <w:id w:val="-1555773713"/>
+              <w:placeholder>
+                <w:docPart w:val="DefaultPlaceholder_-1854013440"/>
+              </w:placeholder>
+              <w15:dataBinding w:prefixMappings="xmlns:ns0='urn:microsoft-dynamics-nav/reports/Standard_Sales_Quote/1304/' " w:xpath="/ns0:NavWordReportXmlPart[1]/ns0:Header[1]/ns0:PenaltyInterestText[1]" w:storeItemID="{48D95FEC-B455-4CA7-BA04-5C230D0B37CF}" w16sdtdh:storeItemChecksum="p1rr5g=="/>
+            </w:sdtPr>
+            <w:sdtEndPr/>
+            <w:sdtContent>
+              <w:p>
+                <w:pPr>
+                  <w:spacing w:before="40" w:after="40"/>
                   <w:rPr>
                     <w:rFonts w:ascii="Cambria" w:hAnsi="Cambria" w:eastAsia="Cambria" w:cs="Times New Roman"/>
                     <w:color w:val="595959"/>
@@ -998,10 +1059,10 @@
                     <w:rFonts w:ascii="Cambria" w:hAnsi="Cambria" w:eastAsia="Cambria" w:cs="Times New Roman"/>
                     <w:color w:val="595959"/>
                     <w:kern w:val="20"/>
-                    <w:sz w:val="20"/>
-                    <w:szCs w:val="20"/>
+                    <w:sz w:val="18"/>
+                    <w:szCs w:val="18"/>
                   </w:rPr>
-                  <w:t>PaymentTermsDescription</w:t>
+                  <w:t>PenaltyInterestText</w:t>
                 </w:r>
                 <w:proofErr w:type="spellEnd"/>
               </w:p>
@@ -1026,10 +1087,11 @@
             <w:dataBinding w:prefixMappings="xmlns:ns0='urn:microsoft-dynamics-nav/reports/Standard_Sales_Quote/1304/'" w:xpath="/ns0:NavWordReportXmlPart[1]/ns0:Header[1]/ns0:ExternalDocumentNo[1]" w:storeItemID="{48D95FEC-B455-4CA7-BA04-5C230D0B37CF}"/>
             <w:text/>
           </w:sdtPr>
+          <w:sdtEndPr/>
           <w:sdtContent>
             <w:tc>
               <w:tcPr>
-                <w:tcW w:w="1124" w:type="pct"/>
+                <w:tcW w:w="1007" w:type="pct"/>
                 <w:tcBorders>
                   <w:top w:val="single" w:color="7E97AD" w:sz="4" w:space="0"/>
                 </w:tcBorders>
@@ -1080,6 +1142,7 @@
             <w:dataBinding w:prefixMappings="xmlns:ns0='urn:microsoft-dynamics-nav/reports/Standard_Sales_Quote/1304/'" w:xpath="/ns0:NavWordReportXmlPart[1]/ns0:Header[1]/ns0:SalesPersonName[1]" w:storeItemID="{48D95FEC-B455-4CA7-BA04-5C230D0B37CF}"/>
             <w:text/>
           </w:sdtPr>
+          <w:sdtEndPr/>
           <w:sdtContent>
             <w:tc>
               <w:tcPr>
@@ -1123,9 +1186,10 @@
         <w:alias w:val="#Nav: /Header/WorkDescriptionLines"/>
         <w:tag w:val="#Nav: Standard_Sales_Quote/1304"/>
         <w:id w:val="1847973618"/>
-        <w15:dataBinding w:prefixMappings="xmlns:ns0='urn:microsoft-dynamics-nav/reports/Standard_Sales_Quote/1304/'" w:xpath="/ns0:NavWordReportXmlPart[1]/ns0:Header[1]/ns0:WorkDescriptionLines" w:storeItemID="{48D95FEC-B455-4CA7-BA04-5C230D0B37CF}"/>
+        <w15:dataBinding w:prefixMappings="xmlns:ns0='urn:microsoft-dynamics-nav/reports/Standard_Sales_Quote/1304/' " w:xpath="/ns0:NavWordReportXmlPart[1]/ns0:Header[1]/ns0:WorkDescriptionLines" w:storeItemID="{48D95FEC-B455-4CA7-BA04-5C230D0B37CF}"/>
         <w15:repeatingSection/>
       </w:sdtPr>
+      <w:sdtEndPr/>
       <w:sdtContent>
         <w:sdt>
           <w:sdtPr>
@@ -1135,6 +1199,7 @@
             </w:placeholder>
             <w15:repeatingSectionItem/>
           </w:sdtPr>
+          <w:sdtEndPr/>
           <w:sdtContent>
             <w:sdt>
               <w:sdtPr>
@@ -1150,6 +1215,7 @@
                 <w:dataBinding w:prefixMappings="xmlns:ns0='urn:microsoft-dynamics-nav/reports/Standard_Sales_Quote/1304/'" w:xpath="/ns0:NavWordReportXmlPart[1]/ns0:Header[1]/ns0:WorkDescriptionLines[1]/ns0:WorkDescriptionLine[1]" w:storeItemID="{48D95FEC-B455-4CA7-BA04-5C230D0B37CF}"/>
                 <w:text/>
               </w:sdtPr>
+              <w:sdtEndPr/>
               <w:sdtContent>
                 <w:p>
                   <w:pPr>
@@ -1223,6 +1289,7 @@
             <w:pPr>
               <w:pStyle w:val="Ttulo1"/>
               <w:jc w:val="center"/>
+              <w:outlineLvl w:val="0"/>
               <w:rPr>
                 <w:color w:val="FFFFFF" w:themeColor="background1"/>
               </w:rPr>
@@ -1249,6 +1316,7 @@
             <w:dataBinding w:prefixMappings="xmlns:ns0='urn:microsoft-dynamics-nav/reports/Standard_Sales_Quote/1304/'" w:xpath="/ns0:NavWordReportXmlPart[1]/ns0:Header[1]/ns0:Line[1]/ns0:ItemNo_Line_Lbl[1]" w:storeItemID="{48D95FEC-B455-4CA7-BA04-5C230D0B37CF}"/>
             <w:text/>
           </w:sdtPr>
+          <w:sdtEndPr/>
           <w:sdtContent>
             <w:tc>
               <w:tcPr>
@@ -1260,6 +1328,7 @@
                 <w:pPr>
                   <w:pStyle w:val="Ttulo1"/>
                   <w:jc w:val="center"/>
+                  <w:outlineLvl w:val="0"/>
                   <w:rPr>
                     <w:color w:val="FFFFFF" w:themeColor="background1"/>
                   </w:rPr>
@@ -1290,6 +1359,7 @@
             <w:dataBinding w:prefixMappings="xmlns:ns0='urn:microsoft-dynamics-nav/reports/Standard_Sales_Quote/1304/'" w:xpath="/ns0:NavWordReportXmlPart[1]/ns0:Header[1]/ns0:Line[1]/ns0:Description_Line_Lbl[1]" w:storeItemID="{48D95FEC-B455-4CA7-BA04-5C230D0B37CF}"/>
             <w:text/>
           </w:sdtPr>
+          <w:sdtEndPr/>
           <w:sdtContent>
             <w:tc>
               <w:tcPr>
@@ -1301,6 +1371,7 @@
                 <w:pPr>
                   <w:pStyle w:val="Ttulo1"/>
                   <w:jc w:val="center"/>
+                  <w:outlineLvl w:val="0"/>
                   <w:rPr>
                     <w:color w:val="FFFFFF" w:themeColor="background1"/>
                   </w:rPr>
@@ -1327,6 +1398,7 @@
             <w:pPr>
               <w:pStyle w:val="Ttulo1"/>
               <w:jc w:val="center"/>
+              <w:outlineLvl w:val="0"/>
               <w:rPr>
                 <w:color w:val="FFFFFF" w:themeColor="background1"/>
               </w:rPr>
@@ -1361,6 +1433,7 @@
             <w:pPr>
               <w:pStyle w:val="Ttulo1"/>
               <w:jc w:val="center"/>
+              <w:outlineLvl w:val="0"/>
               <w:rPr>
                 <w:color w:val="FFFFFF" w:themeColor="background1"/>
               </w:rPr>
@@ -1389,6 +1462,7 @@
             <w:pPr>
               <w:pStyle w:val="Ttulo1"/>
               <w:jc w:val="center"/>
+              <w:outlineLvl w:val="0"/>
               <w:rPr>
                 <w:color w:val="FFFFFF" w:themeColor="background1"/>
               </w:rPr>
@@ -1409,6 +1483,7 @@
             <w:dataBinding w:prefixMappings="xmlns:ns0='urn:microsoft-dynamics-nav/reports/Standard_Sales_Quote/1304/'" w:xpath="/ns0:NavWordReportXmlPart[1]/ns0:Header[1]/ns0:Line[1]/ns0:UnitPrice_Lbl2[1]" w:storeItemID="{48D95FEC-B455-4CA7-BA04-5C230D0B37CF}"/>
             <w:text/>
           </w:sdtPr>
+          <w:sdtEndPr/>
           <w:sdtContent>
             <w:tc>
               <w:tcPr>
@@ -1421,6 +1496,7 @@
                 <w:pPr>
                   <w:pStyle w:val="Ttulo1"/>
                   <w:jc w:val="center"/>
+                  <w:outlineLvl w:val="0"/>
                   <w:rPr>
                     <w:color w:val="FFFFFF" w:themeColor="background1"/>
                   </w:rPr>
@@ -1445,6 +1521,7 @@
             <w:pPr>
               <w:pStyle w:val="Ttulo1"/>
               <w:jc w:val="center"/>
+              <w:outlineLvl w:val="0"/>
               <w:rPr>
                 <w:color w:val="FFFFFF" w:themeColor="background1"/>
               </w:rPr>
@@ -1471,6 +1548,7 @@
             <w:pPr>
               <w:pStyle w:val="Ttulo1"/>
               <w:jc w:val="center"/>
+              <w:outlineLvl w:val="0"/>
               <w:rPr>
                 <w:color w:val="FFFFFF" w:themeColor="background1"/>
               </w:rPr>
@@ -1623,10 +1701,11 @@
           <w:alias w:val="#Nav: /Header/Line"/>
           <w:tag w:val="#Nav: Standard_Sales_Quote/1304"/>
           <w:id w:val="1327254768"/>
-          <w15:dataBinding w:prefixMappings="xmlns:ns0='urn:microsoft-dynamics-nav/reports/Standard_Sales_Quote/1304/'" w:xpath="/ns0:NavWordReportXmlPart[1]/ns0:Header[1]/ns0:Line" w:storeItemID="{48D95FEC-B455-4CA7-BA04-5C230D0B37CF}"/>
+          <w15:dataBinding w:prefixMappings="xmlns:ns0='urn:microsoft-dynamics-nav/reports/Standard_Sales_Quote/1304/' " w:xpath="/ns0:NavWordReportXmlPart[1]/ns0:Header[1]/ns0:Line" w:storeItemID="{48D95FEC-B455-4CA7-BA04-5C230D0B37CF}"/>
           <w15:appearance w15:val="hidden"/>
           <w15:repeatingSection/>
         </w:sdtPr>
+        <w:sdtEndPr/>
         <w:sdtContent>
           <w:sdt>
             <w:sdtPr>
@@ -1641,6 +1720,7 @@
               <w15:appearance w15:val="hidden"/>
               <w15:repeatingSectionItem/>
             </w:sdtPr>
+            <w:sdtEndPr/>
             <w:sdtContent>
               <w:tr>
                 <w:trPr>
@@ -1662,6 +1742,7 @@
                     <w:dataBinding w:prefixMappings="xmlns:ns0='urn:microsoft-dynamics-nav/reports/Standard_Sales_Quote/1304/'" w:xpath="/ns0:NavWordReportXmlPart[1]/ns0:Header[1]/ns0:Line[1]/ns0:LineNo_Line[1]" w:storeItemID="{48D95FEC-B455-4CA7-BA04-5C230D0B37CF}"/>
                     <w:text/>
                   </w:sdtPr>
+                  <w:sdtEndPr/>
                   <w:sdtContent>
                     <w:tc>
                       <w:tcPr>
@@ -1669,7 +1750,6 @@
                       </w:tcPr>
                       <w:p>
                         <w:pPr>
-                          <w:jc w:val="center"/>
                           <w:rPr>
                             <w:sz w:val="20"/>
                             <w:szCs w:val="20"/>
@@ -1703,6 +1783,7 @@
                     <w:dataBinding w:prefixMappings="xmlns:ns0='urn:microsoft-dynamics-nav/reports/Standard_Sales_Quote/1304/'" w:xpath="/ns0:NavWordReportXmlPart[1]/ns0:Header[1]/ns0:Line[1]/ns0:ItemNo_Line[1]" w:storeItemID="{48D95FEC-B455-4CA7-BA04-5C230D0B37CF}"/>
                     <w:text/>
                   </w:sdtPr>
+                  <w:sdtEndPr/>
                   <w:sdtContent>
                     <w:tc>
                       <w:tcPr>
@@ -1710,7 +1791,6 @@
                       </w:tcPr>
                       <w:p>
                         <w:pPr>
-                          <w:jc w:val="center"/>
                           <w:rPr>
                             <w:sz w:val="20"/>
                             <w:szCs w:val="20"/>
@@ -1748,10 +1828,10 @@
                       <w:dataBinding w:prefixMappings="xmlns:ns0='urn:microsoft-dynamics-nav/reports/Standard_Sales_Quote/1304/'" w:xpath="/ns0:NavWordReportXmlPart[1]/ns0:Header[1]/ns0:Line[1]/ns0:Description_Line[1]" w:storeItemID="{48D95FEC-B455-4CA7-BA04-5C230D0B37CF}"/>
                       <w:text/>
                     </w:sdtPr>
+                    <w:sdtEndPr/>
                     <w:sdtContent>
                       <w:p>
                         <w:pPr>
-                          <w:jc w:val="center"/>
                           <w:rPr>
                             <w:sz w:val="20"/>
                             <w:szCs w:val="20"/>
@@ -1785,6 +1865,7 @@
                     <w:dataBinding w:prefixMappings="xmlns:ns0='urn:microsoft-dynamics-nav/reports/Standard_Sales_Quote/1304/'" w:xpath="/ns0:NavWordReportXmlPart[1]/ns0:Header[1]/ns0:Line[1]/ns0:Description2_Line[1]" w:storeItemID="{48D95FEC-B455-4CA7-BA04-5C230D0B37CF}"/>
                     <w:text/>
                   </w:sdtPr>
+                  <w:sdtEndPr/>
                   <w:sdtContent>
                     <w:tc>
                       <w:tcPr>
@@ -1792,7 +1873,6 @@
                       </w:tcPr>
                       <w:p>
                         <w:pPr>
-                          <w:jc w:val="center"/>
                           <w:rPr>
                             <w:sz w:val="20"/>
                             <w:szCs w:val="20"/>
@@ -1836,6 +1916,7 @@
                         <w:dataBinding w:prefixMappings="xmlns:ns0='urn:microsoft-dynamics-nav/reports/Standard_Sales_Quote/1304/'" w:xpath="/ns0:NavWordReportXmlPart[1]/ns0:Header[1]/ns0:Line[1]/ns0:Quantity_Line[1]" w:storeItemID="{48D95FEC-B455-4CA7-BA04-5C230D0B37CF}"/>
                         <w:text/>
                       </w:sdtPr>
+                      <w:sdtEndPr/>
                       <w:sdtContent>
                         <w:proofErr w:type="spellStart"/>
                         <w:r>
@@ -1879,6 +1960,7 @@
                     <w:dataBinding w:prefixMappings="xmlns:ns0='urn:microsoft-dynamics-nav/reports/Standard_Sales_Quote/1304/'" w:xpath="/ns0:NavWordReportXmlPart[1]/ns0:Header[1]/ns0:Line[1]/ns0:UnitPrice[1]" w:storeItemID="{48D95FEC-B455-4CA7-BA04-5C230D0B37CF}"/>
                     <w:text/>
                   </w:sdtPr>
+                  <w:sdtEndPr/>
                   <w:sdtContent>
                     <w:tc>
                       <w:tcPr>
@@ -1888,7 +1970,6 @@
                       <w:p>
                         <w:pPr>
                           <w:pStyle w:val="LineAmountFormat"/>
-                          <w:jc w:val="center"/>
                           <w:rPr>
                             <w:sz w:val="20"/>
                             <w:szCs w:val="20"/>
@@ -1923,6 +2004,7 @@
                     <w15:appearance w15:val="hidden"/>
                     <w:text/>
                   </w:sdtPr>
+                  <w:sdtEndPr/>
                   <w:sdtContent>
                     <w:tc>
                       <w:tcPr>
@@ -1931,7 +2013,6 @@
                       <w:p>
                         <w:pPr>
                           <w:pStyle w:val="LineAmountFormat"/>
-                          <w:jc w:val="center"/>
                           <w:rPr>
                             <w:sz w:val="20"/>
                             <w:szCs w:val="20"/>
@@ -1966,6 +2047,7 @@
                     <w15:appearance w15:val="hidden"/>
                     <w:text/>
                   </w:sdtPr>
+                  <w:sdtEndPr/>
                   <w:sdtContent>
                     <w:tc>
                       <w:tcPr>
@@ -1978,7 +2060,6 @@
                       <w:p>
                         <w:pPr>
                           <w:pStyle w:val="LineAmountFormat"/>
-                          <w:jc w:val="center"/>
                           <w:rPr>
                             <w:sz w:val="20"/>
                             <w:szCs w:val="20"/>
@@ -2218,6 +2299,7 @@
             <w15:appearance w15:val="hidden"/>
             <w:text/>
           </w:sdtPr>
+          <w:sdtEndPr/>
           <w:sdtContent>
             <w:tc>
               <w:tcPr>
@@ -2270,9 +2352,10 @@
               <w:placeholder>
                 <w:docPart w:val="DefaultPlaceholder_-1854013440"/>
               </w:placeholder>
-              <w15:dataBinding w:prefixMappings="xmlns:ns0='urn:microsoft-dynamics-nav/reports/Standard_Sales_Quote/1304/' " w:xpath="/ns0:NavWordReportXmlPart[1]/ns0:Header[1]/ns0:ReportTotalsLine[1]/ns0:Amount_ReportTotalsLine[1]" w:storeItemID="{48D95FEC-B455-4CA7-BA04-5C230D0B37CF}" w16sdtdh:storeItemChecksum="XSNmxg=="/>
+              <w15:dataBinding w:prefixMappings="xmlns:ns0='urn:microsoft-dynamics-nav/reports/Standard_Sales_Quote/1304/' " w:xpath="/ns0:NavWordReportXmlPart[1]/ns0:Header[1]/ns0:ReportTotalsLine[1]/ns0:Amount_ReportTotalsLine[1]" w:storeItemID="{48D95FEC-B455-4CA7-BA04-5C230D0B37CF}" w16sdtdh:storeItemChecksum="p1rr5g=="/>
               <w15:appearance w15:val="hidden"/>
             </w:sdtPr>
+            <w:sdtEndPr/>
             <w:sdtContent>
               <w:p>
                 <w:pPr>
@@ -2496,6 +2579,11 @@
             <w:dataBinding w:prefixMappings="xmlns:ns0='urn:microsoft-dynamics-nav/reports/Standard_Sales_Quote/1304/'" w:xpath="/ns0:NavWordReportXmlPart[1]/ns0:Header[1]/ns0:VATAmount_Lbl[1]" w:storeItemID="{48D95FEC-B455-4CA7-BA04-5C230D0B37CF}"/>
             <w:text/>
           </w:sdtPr>
+          <w:sdtEndPr>
+            <w:rPr>
+              <w:rStyle w:val="Textoennegrita"/>
+            </w:rPr>
+          </w:sdtEndPr>
           <w:sdtContent>
             <w:tc>
               <w:tcPr>
@@ -2552,6 +2640,11 @@
             <w15:appearance w15:val="hidden"/>
             <w:text/>
           </w:sdtPr>
+          <w:sdtEndPr>
+            <w:rPr>
+              <w:rStyle w:val="Textoennegrita"/>
+            </w:rPr>
+          </w:sdtEndPr>
           <w:sdtContent>
             <w:tc>
               <w:tcPr>
@@ -2647,6 +2740,11 @@
             <w:dataBinding w:prefixMappings="xmlns:ns0='urn:microsoft-dynamics-nav/reports/Standard_Sales_Quote/1304/'" w:xpath="/ns0:NavWordReportXmlPart[1]/ns0:Header[1]/ns0:Totals[1]/ns0:TotalText[1]" w:storeItemID="{48D95FEC-B455-4CA7-BA04-5C230D0B37CF}"/>
             <w:text/>
           </w:sdtPr>
+          <w:sdtEndPr>
+            <w:rPr>
+              <w:rStyle w:val="Textoennegrita"/>
+            </w:rPr>
+          </w:sdtEndPr>
           <w:sdtContent>
             <w:tc>
               <w:tcPr>
@@ -2699,6 +2797,11 @@
             <w15:appearance w15:val="hidden"/>
             <w:text/>
           </w:sdtPr>
+          <w:sdtEndPr>
+            <w:rPr>
+              <w:rStyle w:val="Textoennegrita"/>
+            </w:rPr>
+          </w:sdtEndPr>
           <w:sdtContent>
             <w:tc>
               <w:tcPr>
@@ -2761,7 +2864,7 @@
 </file>
 
 <file path=word/endnotes.xml><?xml version="1.0" encoding="utf-8"?>
-<w:endnotes xmlns:wpc="http://schemas.microsoft.com/office/word/2010/wordprocessingCanvas" xmlns:cx="http://schemas.microsoft.com/office/drawing/2014/chartex" xmlns:cx1="http://schemas.microsoft.com/office/drawing/2015/9/8/chartex" xmlns:cx2="http://schemas.microsoft.com/office/drawing/2015/10/21/chartex" xmlns:cx3="http://schemas.microsoft.com/office/drawing/2016/5/9/chartex" xmlns:cx4="http://schemas.microsoft.com/office/drawing/2016/5/10/chartex" xmlns:cx5="http://schemas.microsoft.com/office/drawing/2016/5/11/chartex" xmlns:cx6="http://schemas.microsoft.com/office/drawing/2016/5/12/chartex" xmlns:cx7="http://schemas.microsoft.com/office/drawing/2016/5/13/chartex" xmlns:cx8="http://schemas.microsoft.com/office/drawing/2016/5/14/chartex" xmlns:mc="http://schemas.openxmlformats.org/markup-compatibility/2006" xmlns:aink="http://schemas.microsoft.com/office/drawing/2016/ink" xmlns:am3d="http://schemas.microsoft.com/office/drawing/2017/model3d" xmlns:o="urn:schemas-microsoft-com:office:office" xmlns:oel="http://schemas.microsoft.com/office/2019/extlst" xmlns:r="http://schemas.openxmlformats.org/officeDocument/2006/relationships" xmlns:m="http://schemas.openxmlformats.org/officeDocument/2006/math" xmlns:v="urn:schemas-microsoft-com:vml" xmlns:wp14="http://schemas.microsoft.com/office/word/2010/wordprocessingDrawing" xmlns:wp="http://schemas.openxmlformats.org/drawingml/2006/wordprocessingDrawing" xmlns:w10="urn:schemas-microsoft-com:office:word" xmlns:w="http://schemas.openxmlformats.org/wordprocessingml/2006/main" xmlns:w14="http://schemas.microsoft.com/office/word/2010/wordml" xmlns:w15="http://schemas.microsoft.com/office/word/2012/wordml" xmlns:w16cex="http://schemas.microsoft.com/office/word/2018/wordml/cex" xmlns:w16cid="http://schemas.microsoft.com/office/word/2016/wordml/cid" xmlns:w16="http://schemas.microsoft.com/office/word/2018/wordml" xmlns:w16sdtdh="http://schemas.microsoft.com/office/word/2020/wordml/sdtdatahash" xmlns:w16se="http://schemas.microsoft.com/office/word/2015/wordml/symex" xmlns:wpg="http://schemas.microsoft.com/office/word/2010/wordprocessingGroup" xmlns:wpi="http://schemas.microsoft.com/office/word/2010/wordprocessingInk" xmlns:wne="http://schemas.microsoft.com/office/word/2006/wordml" xmlns:wps="http://schemas.microsoft.com/office/word/2010/wordprocessingShape" mc:Ignorable="w14 w15 w16se w16cid w16 w16cex w16sdtdh wp14">
+<w:endnotes xmlns:wpc="http://schemas.microsoft.com/office/word/2010/wordprocessingCanvas" xmlns:cx="http://schemas.microsoft.com/office/drawing/2014/chartex" xmlns:cx1="http://schemas.microsoft.com/office/drawing/2015/9/8/chartex" xmlns:cx2="http://schemas.microsoft.com/office/drawing/2015/10/21/chartex" xmlns:cx3="http://schemas.microsoft.com/office/drawing/2016/5/9/chartex" xmlns:cx4="http://schemas.microsoft.com/office/drawing/2016/5/10/chartex" xmlns:cx5="http://schemas.microsoft.com/office/drawing/2016/5/11/chartex" xmlns:cx6="http://schemas.microsoft.com/office/drawing/2016/5/12/chartex" xmlns:cx7="http://schemas.microsoft.com/office/drawing/2016/5/13/chartex" xmlns:cx8="http://schemas.microsoft.com/office/drawing/2016/5/14/chartex" xmlns:mc="http://schemas.openxmlformats.org/markup-compatibility/2006" xmlns:aink="http://schemas.microsoft.com/office/drawing/2016/ink" xmlns:am3d="http://schemas.microsoft.com/office/drawing/2017/model3d" xmlns:o="urn:schemas-microsoft-com:office:office" xmlns:r="http://schemas.openxmlformats.org/officeDocument/2006/relationships" xmlns:m="http://schemas.openxmlformats.org/officeDocument/2006/math" xmlns:v="urn:schemas-microsoft-com:vml" xmlns:wp14="http://schemas.microsoft.com/office/word/2010/wordprocessingDrawing" xmlns:wp="http://schemas.openxmlformats.org/drawingml/2006/wordprocessingDrawing" xmlns:w10="urn:schemas-microsoft-com:office:word" xmlns:w="http://schemas.openxmlformats.org/wordprocessingml/2006/main" xmlns:w14="http://schemas.microsoft.com/office/word/2010/wordml" xmlns:w15="http://schemas.microsoft.com/office/word/2012/wordml" xmlns:w16cex="http://schemas.microsoft.com/office/word/2018/wordml/cex" xmlns:w16cid="http://schemas.microsoft.com/office/word/2016/wordml/cid" xmlns:w16="http://schemas.microsoft.com/office/word/2018/wordml" xmlns:w16sdtdh="http://schemas.microsoft.com/office/word/2020/wordml/sdtdatahash" xmlns:w16se="http://schemas.microsoft.com/office/word/2015/wordml/symex" xmlns:wpg="http://schemas.microsoft.com/office/word/2010/wordprocessingGroup" xmlns:wpi="http://schemas.microsoft.com/office/word/2010/wordprocessingInk" xmlns:wne="http://schemas.microsoft.com/office/word/2006/wordml" xmlns:wps="http://schemas.microsoft.com/office/word/2010/wordprocessingShape" mc:Ignorable="w14 w15 w16se w16cid w16 w16cex w16sdtdh wp14">
   <w:endnote w:type="separator" w:id="-1">
     <w:p>
       <w:pPr>
@@ -2786,7 +2889,7 @@
 </file>
 
 <file path=word/footer1.xml><?xml version="1.0" encoding="utf-8"?>
-<w:ftr xmlns:wpc="http://schemas.microsoft.com/office/word/2010/wordprocessingCanvas" xmlns:cx="http://schemas.microsoft.com/office/drawing/2014/chartex" xmlns:cx1="http://schemas.microsoft.com/office/drawing/2015/9/8/chartex" xmlns:cx2="http://schemas.microsoft.com/office/drawing/2015/10/21/chartex" xmlns:cx3="http://schemas.microsoft.com/office/drawing/2016/5/9/chartex" xmlns:cx4="http://schemas.microsoft.com/office/drawing/2016/5/10/chartex" xmlns:cx5="http://schemas.microsoft.com/office/drawing/2016/5/11/chartex" xmlns:cx6="http://schemas.microsoft.com/office/drawing/2016/5/12/chartex" xmlns:cx7="http://schemas.microsoft.com/office/drawing/2016/5/13/chartex" xmlns:cx8="http://schemas.microsoft.com/office/drawing/2016/5/14/chartex" xmlns:mc="http://schemas.openxmlformats.org/markup-compatibility/2006" xmlns:aink="http://schemas.microsoft.com/office/drawing/2016/ink" xmlns:am3d="http://schemas.microsoft.com/office/drawing/2017/model3d" xmlns:o="urn:schemas-microsoft-com:office:office" xmlns:oel="http://schemas.microsoft.com/office/2019/extlst" xmlns:r="http://schemas.openxmlformats.org/officeDocument/2006/relationships" xmlns:m="http://schemas.openxmlformats.org/officeDocument/2006/math" xmlns:v="urn:schemas-microsoft-com:vml" xmlns:wp14="http://schemas.microsoft.com/office/word/2010/wordprocessingDrawing" xmlns:wp="http://schemas.openxmlformats.org/drawingml/2006/wordprocessingDrawing" xmlns:w10="urn:schemas-microsoft-com:office:word" xmlns:w="http://schemas.openxmlformats.org/wordprocessingml/2006/main" xmlns:w14="http://schemas.microsoft.com/office/word/2010/wordml" xmlns:w15="http://schemas.microsoft.com/office/word/2012/wordml" xmlns:w16cex="http://schemas.microsoft.com/office/word/2018/wordml/cex" xmlns:w16cid="http://schemas.microsoft.com/office/word/2016/wordml/cid" xmlns:w16="http://schemas.microsoft.com/office/word/2018/wordml" xmlns:w16sdtdh="http://schemas.microsoft.com/office/word/2020/wordml/sdtdatahash" xmlns:w16se="http://schemas.microsoft.com/office/word/2015/wordml/symex" xmlns:wpg="http://schemas.microsoft.com/office/word/2010/wordprocessingGroup" xmlns:wpi="http://schemas.microsoft.com/office/word/2010/wordprocessingInk" xmlns:wne="http://schemas.microsoft.com/office/word/2006/wordml" xmlns:wps="http://schemas.microsoft.com/office/word/2010/wordprocessingShape" mc:Ignorable="w14 w15 w16se w16cid w16 w16cex w16sdtdh wp14">
+<w:ftr xmlns:wpc="http://schemas.microsoft.com/office/word/2010/wordprocessingCanvas" xmlns:cx="http://schemas.microsoft.com/office/drawing/2014/chartex" xmlns:cx1="http://schemas.microsoft.com/office/drawing/2015/9/8/chartex" xmlns:cx2="http://schemas.microsoft.com/office/drawing/2015/10/21/chartex" xmlns:cx3="http://schemas.microsoft.com/office/drawing/2016/5/9/chartex" xmlns:cx4="http://schemas.microsoft.com/office/drawing/2016/5/10/chartex" xmlns:cx5="http://schemas.microsoft.com/office/drawing/2016/5/11/chartex" xmlns:cx6="http://schemas.microsoft.com/office/drawing/2016/5/12/chartex" xmlns:cx7="http://schemas.microsoft.com/office/drawing/2016/5/13/chartex" xmlns:cx8="http://schemas.microsoft.com/office/drawing/2016/5/14/chartex" xmlns:mc="http://schemas.openxmlformats.org/markup-compatibility/2006" xmlns:aink="http://schemas.microsoft.com/office/drawing/2016/ink" xmlns:am3d="http://schemas.microsoft.com/office/drawing/2017/model3d" xmlns:o="urn:schemas-microsoft-com:office:office" xmlns:r="http://schemas.openxmlformats.org/officeDocument/2006/relationships" xmlns:m="http://schemas.openxmlformats.org/officeDocument/2006/math" xmlns:v="urn:schemas-microsoft-com:vml" xmlns:wp14="http://schemas.microsoft.com/office/word/2010/wordprocessingDrawing" xmlns:wp="http://schemas.openxmlformats.org/drawingml/2006/wordprocessingDrawing" xmlns:w10="urn:schemas-microsoft-com:office:word" xmlns:w="http://schemas.openxmlformats.org/wordprocessingml/2006/main" xmlns:w14="http://schemas.microsoft.com/office/word/2010/wordml" xmlns:w15="http://schemas.microsoft.com/office/word/2012/wordml" xmlns:w16cex="http://schemas.microsoft.com/office/word/2018/wordml/cex" xmlns:w16cid="http://schemas.microsoft.com/office/word/2016/wordml/cid" xmlns:w16="http://schemas.microsoft.com/office/word/2018/wordml" xmlns:w16sdtdh="http://schemas.microsoft.com/office/word/2020/wordml/sdtdatahash" xmlns:w16se="http://schemas.microsoft.com/office/word/2015/wordml/symex" xmlns:wpg="http://schemas.microsoft.com/office/word/2010/wordprocessingGroup" xmlns:wpi="http://schemas.microsoft.com/office/word/2010/wordprocessingInk" xmlns:wne="http://schemas.microsoft.com/office/word/2006/wordml" xmlns:wps="http://schemas.microsoft.com/office/word/2010/wordprocessingShape" mc:Ignorable="w14 w15 w16se w16cid w16 w16cex w16sdtdh wp14">
   <w:p>
     <w:pPr>
       <w:pStyle w:val="Piedepgina"/>
@@ -2801,7 +2904,7 @@
 </file>
 
 <file path=word/footer2.xml><?xml version="1.0" encoding="utf-8"?>
-<w:ftr xmlns:wpc="http://schemas.microsoft.com/office/word/2010/wordprocessingCanvas" xmlns:cx="http://schemas.microsoft.com/office/drawing/2014/chartex" xmlns:cx1="http://schemas.microsoft.com/office/drawing/2015/9/8/chartex" xmlns:cx2="http://schemas.microsoft.com/office/drawing/2015/10/21/chartex" xmlns:cx3="http://schemas.microsoft.com/office/drawing/2016/5/9/chartex" xmlns:cx4="http://schemas.microsoft.com/office/drawing/2016/5/10/chartex" xmlns:cx5="http://schemas.microsoft.com/office/drawing/2016/5/11/chartex" xmlns:cx6="http://schemas.microsoft.com/office/drawing/2016/5/12/chartex" xmlns:cx7="http://schemas.microsoft.com/office/drawing/2016/5/13/chartex" xmlns:cx8="http://schemas.microsoft.com/office/drawing/2016/5/14/chartex" xmlns:mc="http://schemas.openxmlformats.org/markup-compatibility/2006" xmlns:aink="http://schemas.microsoft.com/office/drawing/2016/ink" xmlns:am3d="http://schemas.microsoft.com/office/drawing/2017/model3d" xmlns:o="urn:schemas-microsoft-com:office:office" xmlns:oel="http://schemas.microsoft.com/office/2019/extlst" xmlns:r="http://schemas.openxmlformats.org/officeDocument/2006/relationships" xmlns:m="http://schemas.openxmlformats.org/officeDocument/2006/math" xmlns:v="urn:schemas-microsoft-com:vml" xmlns:wp14="http://schemas.microsoft.com/office/word/2010/wordprocessingDrawing" xmlns:wp="http://schemas.openxmlformats.org/drawingml/2006/wordprocessingDrawing" xmlns:w10="urn:schemas-microsoft-com:office:word" xmlns:w="http://schemas.openxmlformats.org/wordprocessingml/2006/main" xmlns:w14="http://schemas.microsoft.com/office/word/2010/wordml" xmlns:w15="http://schemas.microsoft.com/office/word/2012/wordml" xmlns:w16cex="http://schemas.microsoft.com/office/word/2018/wordml/cex" xmlns:w16cid="http://schemas.microsoft.com/office/word/2016/wordml/cid" xmlns:w16="http://schemas.microsoft.com/office/word/2018/wordml" xmlns:w16sdtdh="http://schemas.microsoft.com/office/word/2020/wordml/sdtdatahash" xmlns:w16se="http://schemas.microsoft.com/office/word/2015/wordml/symex" xmlns:wpg="http://schemas.microsoft.com/office/word/2010/wordprocessingGroup" xmlns:wpi="http://schemas.microsoft.com/office/word/2010/wordprocessingInk" xmlns:wne="http://schemas.microsoft.com/office/word/2006/wordml" xmlns:wps="http://schemas.microsoft.com/office/word/2010/wordprocessingShape" mc:Ignorable="w14 w15 w16se w16cid w16 w16cex w16sdtdh wp14">
+<w:ftr xmlns:wpc="http://schemas.microsoft.com/office/word/2010/wordprocessingCanvas" xmlns:cx="http://schemas.microsoft.com/office/drawing/2014/chartex" xmlns:cx1="http://schemas.microsoft.com/office/drawing/2015/9/8/chartex" xmlns:cx2="http://schemas.microsoft.com/office/drawing/2015/10/21/chartex" xmlns:cx3="http://schemas.microsoft.com/office/drawing/2016/5/9/chartex" xmlns:cx4="http://schemas.microsoft.com/office/drawing/2016/5/10/chartex" xmlns:cx5="http://schemas.microsoft.com/office/drawing/2016/5/11/chartex" xmlns:cx6="http://schemas.microsoft.com/office/drawing/2016/5/12/chartex" xmlns:cx7="http://schemas.microsoft.com/office/drawing/2016/5/13/chartex" xmlns:cx8="http://schemas.microsoft.com/office/drawing/2016/5/14/chartex" xmlns:mc="http://schemas.openxmlformats.org/markup-compatibility/2006" xmlns:aink="http://schemas.microsoft.com/office/drawing/2016/ink" xmlns:am3d="http://schemas.microsoft.com/office/drawing/2017/model3d" xmlns:o="urn:schemas-microsoft-com:office:office" xmlns:r="http://schemas.openxmlformats.org/officeDocument/2006/relationships" xmlns:m="http://schemas.openxmlformats.org/officeDocument/2006/math" xmlns:v="urn:schemas-microsoft-com:vml" xmlns:wp14="http://schemas.microsoft.com/office/word/2010/wordprocessingDrawing" xmlns:wp="http://schemas.openxmlformats.org/drawingml/2006/wordprocessingDrawing" xmlns:w10="urn:schemas-microsoft-com:office:word" xmlns:w="http://schemas.openxmlformats.org/wordprocessingml/2006/main" xmlns:w14="http://schemas.microsoft.com/office/word/2010/wordml" xmlns:w15="http://schemas.microsoft.com/office/word/2012/wordml" xmlns:w16cex="http://schemas.microsoft.com/office/word/2018/wordml/cex" xmlns:w16cid="http://schemas.microsoft.com/office/word/2016/wordml/cid" xmlns:w16="http://schemas.microsoft.com/office/word/2018/wordml" xmlns:w16sdtdh="http://schemas.microsoft.com/office/word/2020/wordml/sdtdatahash" xmlns:w16se="http://schemas.microsoft.com/office/word/2015/wordml/symex" xmlns:wpg="http://schemas.microsoft.com/office/word/2010/wordprocessingGroup" xmlns:wpi="http://schemas.microsoft.com/office/word/2010/wordprocessingInk" xmlns:wne="http://schemas.microsoft.com/office/word/2006/wordml" xmlns:wps="http://schemas.microsoft.com/office/word/2010/wordprocessingShape" mc:Ignorable="w14 w15 w16se w16cid w16 w16cex w16sdtdh wp14">
   <w:p>
     <w:pPr>
       <w:pStyle w:val="Piedepgina"/>
@@ -2966,7 +3069,7 @@
 </file>
 
 <file path=word/footnotes.xml><?xml version="1.0" encoding="utf-8"?>
-<w:footnotes xmlns:wpc="http://schemas.microsoft.com/office/word/2010/wordprocessingCanvas" xmlns:cx="http://schemas.microsoft.com/office/drawing/2014/chartex" xmlns:cx1="http://schemas.microsoft.com/office/drawing/2015/9/8/chartex" xmlns:cx2="http://schemas.microsoft.com/office/drawing/2015/10/21/chartex" xmlns:cx3="http://schemas.microsoft.com/office/drawing/2016/5/9/chartex" xmlns:cx4="http://schemas.microsoft.com/office/drawing/2016/5/10/chartex" xmlns:cx5="http://schemas.microsoft.com/office/drawing/2016/5/11/chartex" xmlns:cx6="http://schemas.microsoft.com/office/drawing/2016/5/12/chartex" xmlns:cx7="http://schemas.microsoft.com/office/drawing/2016/5/13/chartex" xmlns:cx8="http://schemas.microsoft.com/office/drawing/2016/5/14/chartex" xmlns:mc="http://schemas.openxmlformats.org/markup-compatibility/2006" xmlns:aink="http://schemas.microsoft.com/office/drawing/2016/ink" xmlns:am3d="http://schemas.microsoft.com/office/drawing/2017/model3d" xmlns:o="urn:schemas-microsoft-com:office:office" xmlns:oel="http://schemas.microsoft.com/office/2019/extlst" xmlns:r="http://schemas.openxmlformats.org/officeDocument/2006/relationships" xmlns:m="http://schemas.openxmlformats.org/officeDocument/2006/math" xmlns:v="urn:schemas-microsoft-com:vml" xmlns:wp14="http://schemas.microsoft.com/office/word/2010/wordprocessingDrawing" xmlns:wp="http://schemas.openxmlformats.org/drawingml/2006/wordprocessingDrawing" xmlns:w10="urn:schemas-microsoft-com:office:word" xmlns:w="http://schemas.openxmlformats.org/wordprocessingml/2006/main" xmlns:w14="http://schemas.microsoft.com/office/word/2010/wordml" xmlns:w15="http://schemas.microsoft.com/office/word/2012/wordml" xmlns:w16cex="http://schemas.microsoft.com/office/word/2018/wordml/cex" xmlns:w16cid="http://schemas.microsoft.com/office/word/2016/wordml/cid" xmlns:w16="http://schemas.microsoft.com/office/word/2018/wordml" xmlns:w16sdtdh="http://schemas.microsoft.com/office/word/2020/wordml/sdtdatahash" xmlns:w16se="http://schemas.microsoft.com/office/word/2015/wordml/symex" xmlns:wpg="http://schemas.microsoft.com/office/word/2010/wordprocessingGroup" xmlns:wpi="http://schemas.microsoft.com/office/word/2010/wordprocessingInk" xmlns:wne="http://schemas.microsoft.com/office/word/2006/wordml" xmlns:wps="http://schemas.microsoft.com/office/word/2010/wordprocessingShape" mc:Ignorable="w14 w15 w16se w16cid w16 w16cex w16sdtdh wp14">
+<w:footnotes xmlns:wpc="http://schemas.microsoft.com/office/word/2010/wordprocessingCanvas" xmlns:cx="http://schemas.microsoft.com/office/drawing/2014/chartex" xmlns:cx1="http://schemas.microsoft.com/office/drawing/2015/9/8/chartex" xmlns:cx2="http://schemas.microsoft.com/office/drawing/2015/10/21/chartex" xmlns:cx3="http://schemas.microsoft.com/office/drawing/2016/5/9/chartex" xmlns:cx4="http://schemas.microsoft.com/office/drawing/2016/5/10/chartex" xmlns:cx5="http://schemas.microsoft.com/office/drawing/2016/5/11/chartex" xmlns:cx6="http://schemas.microsoft.com/office/drawing/2016/5/12/chartex" xmlns:cx7="http://schemas.microsoft.com/office/drawing/2016/5/13/chartex" xmlns:cx8="http://schemas.microsoft.com/office/drawing/2016/5/14/chartex" xmlns:mc="http://schemas.openxmlformats.org/markup-compatibility/2006" xmlns:aink="http://schemas.microsoft.com/office/drawing/2016/ink" xmlns:am3d="http://schemas.microsoft.com/office/drawing/2017/model3d" xmlns:o="urn:schemas-microsoft-com:office:office" xmlns:r="http://schemas.openxmlformats.org/officeDocument/2006/relationships" xmlns:m="http://schemas.openxmlformats.org/officeDocument/2006/math" xmlns:v="urn:schemas-microsoft-com:vml" xmlns:wp14="http://schemas.microsoft.com/office/word/2010/wordprocessingDrawing" xmlns:wp="http://schemas.openxmlformats.org/drawingml/2006/wordprocessingDrawing" xmlns:w10="urn:schemas-microsoft-com:office:word" xmlns:w="http://schemas.openxmlformats.org/wordprocessingml/2006/main" xmlns:w14="http://schemas.microsoft.com/office/word/2010/wordml" xmlns:w15="http://schemas.microsoft.com/office/word/2012/wordml" xmlns:w16cex="http://schemas.microsoft.com/office/word/2018/wordml/cex" xmlns:w16cid="http://schemas.microsoft.com/office/word/2016/wordml/cid" xmlns:w16="http://schemas.microsoft.com/office/word/2018/wordml" xmlns:w16sdtdh="http://schemas.microsoft.com/office/word/2020/wordml/sdtdatahash" xmlns:w16se="http://schemas.microsoft.com/office/word/2015/wordml/symex" xmlns:wpg="http://schemas.microsoft.com/office/word/2010/wordprocessingGroup" xmlns:wpi="http://schemas.microsoft.com/office/word/2010/wordprocessingInk" xmlns:wne="http://schemas.microsoft.com/office/word/2006/wordml" xmlns:wps="http://schemas.microsoft.com/office/word/2010/wordprocessingShape" mc:Ignorable="w14 w15 w16se w16cid w16 w16cex w16sdtdh wp14">
   <w:footnote w:type="separator" w:id="-1">
     <w:p>
       <w:pPr>
@@ -2991,7 +3094,7 @@
 </file>
 
 <file path=word/header1.xml><?xml version="1.0" encoding="utf-8"?>
-<w:hdr xmlns:a="http://schemas.openxmlformats.org/drawingml/2006/main" xmlns:pic="http://schemas.openxmlformats.org/drawingml/2006/picture" xmlns:wpc="http://schemas.microsoft.com/office/word/2010/wordprocessingCanvas" xmlns:cx="http://schemas.microsoft.com/office/drawing/2014/chartex" xmlns:cx1="http://schemas.microsoft.com/office/drawing/2015/9/8/chartex" xmlns:cx2="http://schemas.microsoft.com/office/drawing/2015/10/21/chartex" xmlns:cx3="http://schemas.microsoft.com/office/drawing/2016/5/9/chartex" xmlns:cx4="http://schemas.microsoft.com/office/drawing/2016/5/10/chartex" xmlns:cx5="http://schemas.microsoft.com/office/drawing/2016/5/11/chartex" xmlns:cx6="http://schemas.microsoft.com/office/drawing/2016/5/12/chartex" xmlns:cx7="http://schemas.microsoft.com/office/drawing/2016/5/13/chartex" xmlns:cx8="http://schemas.microsoft.com/office/drawing/2016/5/14/chartex" xmlns:mc="http://schemas.openxmlformats.org/markup-compatibility/2006" xmlns:aink="http://schemas.microsoft.com/office/drawing/2016/ink" xmlns:am3d="http://schemas.microsoft.com/office/drawing/2017/model3d" xmlns:o="urn:schemas-microsoft-com:office:office" xmlns:oel="http://schemas.microsoft.com/office/2019/extlst" xmlns:r="http://schemas.openxmlformats.org/officeDocument/2006/relationships" xmlns:m="http://schemas.openxmlformats.org/officeDocument/2006/math" xmlns:v="urn:schemas-microsoft-com:vml" xmlns:wp14="http://schemas.microsoft.com/office/word/2010/wordprocessingDrawing" xmlns:wp="http://schemas.openxmlformats.org/drawingml/2006/wordprocessingDrawing" xmlns:w10="urn:schemas-microsoft-com:office:word" xmlns:w="http://schemas.openxmlformats.org/wordprocessingml/2006/main" xmlns:w14="http://schemas.microsoft.com/office/word/2010/wordml" xmlns:w15="http://schemas.microsoft.com/office/word/2012/wordml" xmlns:w16cex="http://schemas.microsoft.com/office/word/2018/wordml/cex" xmlns:w16cid="http://schemas.microsoft.com/office/word/2016/wordml/cid" xmlns:w16="http://schemas.microsoft.com/office/word/2018/wordml" xmlns:w16sdtdh="http://schemas.microsoft.com/office/word/2020/wordml/sdtdatahash" xmlns:w16se="http://schemas.microsoft.com/office/word/2015/wordml/symex" xmlns:wpg="http://schemas.microsoft.com/office/word/2010/wordprocessingGroup" xmlns:wpi="http://schemas.microsoft.com/office/word/2010/wordprocessingInk" xmlns:wne="http://schemas.microsoft.com/office/word/2006/wordml" xmlns:wps="http://schemas.microsoft.com/office/word/2010/wordprocessingShape" mc:Ignorable="w14 w15 w16se w16cid w16 w16cex w16sdtdh wp14">
+<w:hdr xmlns:a="http://schemas.openxmlformats.org/drawingml/2006/main" xmlns:pic="http://schemas.openxmlformats.org/drawingml/2006/picture" xmlns:wpc="http://schemas.microsoft.com/office/word/2010/wordprocessingCanvas" xmlns:cx="http://schemas.microsoft.com/office/drawing/2014/chartex" xmlns:cx1="http://schemas.microsoft.com/office/drawing/2015/9/8/chartex" xmlns:cx2="http://schemas.microsoft.com/office/drawing/2015/10/21/chartex" xmlns:cx3="http://schemas.microsoft.com/office/drawing/2016/5/9/chartex" xmlns:cx4="http://schemas.microsoft.com/office/drawing/2016/5/10/chartex" xmlns:cx5="http://schemas.microsoft.com/office/drawing/2016/5/11/chartex" xmlns:cx6="http://schemas.microsoft.com/office/drawing/2016/5/12/chartex" xmlns:cx7="http://schemas.microsoft.com/office/drawing/2016/5/13/chartex" xmlns:cx8="http://schemas.microsoft.com/office/drawing/2016/5/14/chartex" xmlns:mc="http://schemas.openxmlformats.org/markup-compatibility/2006" xmlns:aink="http://schemas.microsoft.com/office/drawing/2016/ink" xmlns:am3d="http://schemas.microsoft.com/office/drawing/2017/model3d" xmlns:o="urn:schemas-microsoft-com:office:office" xmlns:r="http://schemas.openxmlformats.org/officeDocument/2006/relationships" xmlns:m="http://schemas.openxmlformats.org/officeDocument/2006/math" xmlns:v="urn:schemas-microsoft-com:vml" xmlns:wp14="http://schemas.microsoft.com/office/word/2010/wordprocessingDrawing" xmlns:wp="http://schemas.openxmlformats.org/drawingml/2006/wordprocessingDrawing" xmlns:w10="urn:schemas-microsoft-com:office:word" xmlns:w="http://schemas.openxmlformats.org/wordprocessingml/2006/main" xmlns:w14="http://schemas.microsoft.com/office/word/2010/wordml" xmlns:w15="http://schemas.microsoft.com/office/word/2012/wordml" xmlns:w16cex="http://schemas.microsoft.com/office/word/2018/wordml/cex" xmlns:w16cid="http://schemas.microsoft.com/office/word/2016/wordml/cid" xmlns:w16="http://schemas.microsoft.com/office/word/2018/wordml" xmlns:w16sdtdh="http://schemas.microsoft.com/office/word/2020/wordml/sdtdatahash" xmlns:w16se="http://schemas.microsoft.com/office/word/2015/wordml/symex" xmlns:wpg="http://schemas.microsoft.com/office/word/2010/wordprocessingGroup" xmlns:wpi="http://schemas.microsoft.com/office/word/2010/wordprocessingInk" xmlns:wne="http://schemas.microsoft.com/office/word/2006/wordml" xmlns:wps="http://schemas.microsoft.com/office/word/2010/wordprocessingShape" mc:Ignorable="w14 w15 w16se w16cid w16 w16cex w16sdtdh wp14">
   <w:tbl>
     <w:tblPr>
       <w:tblW w:w="5252" w:type="pct"/>
@@ -3039,6 +3142,7 @@
           <w:dataBinding w:prefixMappings="xmlns:ns0='urn:microsoft-dynamics-nav/reports/Standard_Sales_Quote/1304/'" w:xpath="/ns0:NavWordReportXmlPart[1]/ns0:Header[1]/ns0:CompanyPicture[1]" w:storeItemID="{48D95FEC-B455-4CA7-BA04-5C230D0B37CF}"/>
           <w:picture/>
         </w:sdtPr>
+        <w:sdtEndPr/>
         <w:sdtContent>
           <w:tc>
             <w:tcPr>
@@ -3144,6 +3248,7 @@
             <w:dataBinding w:prefixMappings="xmlns:ns0='urn:microsoft-dynamics-nav/reports/Standard_Sales_Quote/1304/'" w:xpath="/ns0:NavWordReportXmlPart[1]/ns0:Header[1]/ns0:CompanyAddress1[1]" w:storeItemID="{48D95FEC-B455-4CA7-BA04-5C230D0B37CF}"/>
             <w:text/>
           </w:sdtPr>
+          <w:sdtEndPr/>
           <w:sdtContent>
             <w:p>
               <w:pPr>
@@ -3200,6 +3305,7 @@
               <w:dataBinding w:prefixMappings="xmlns:ns0='urn:microsoft-dynamics-nav/reports/Standard_Sales_Quote/1304/'" w:xpath="/ns0:NavWordReportXmlPart[1]/ns0:Header[1]/ns0:CompanyAddress2[1]" w:storeItemID="{48D95FEC-B455-4CA7-BA04-5C230D0B37CF}"/>
               <w:text/>
             </w:sdtPr>
+            <w:sdtEndPr/>
             <w:sdtContent>
               <w:r>
                 <w:rPr>
@@ -3246,6 +3352,7 @@
               <w:dataBinding w:prefixMappings="xmlns:ns0='urn:microsoft-dynamics-nav/reports/Standard_Sales_Quote/1304/'" w:xpath="/ns0:NavWordReportXmlPart[1]/ns0:Header[1]/ns0:CompanyAddress3[1]" w:storeItemID="{48D95FEC-B455-4CA7-BA04-5C230D0B37CF}"/>
               <w:text/>
             </w:sdtPr>
+            <w:sdtEndPr/>
             <w:sdtContent>
               <w:r>
                 <w:rPr>
@@ -3292,6 +3399,7 @@
               <w:dataBinding w:prefixMappings="xmlns:ns0='urn:microsoft-dynamics-nav/reports/Standard_Sales_Quote/1304/'" w:xpath="/ns0:NavWordReportXmlPart[1]/ns0:Header[1]/ns0:CompanyPhoneNo_Lbl[1]" w:storeItemID="{48D95FEC-B455-4CA7-BA04-5C230D0B37CF}"/>
               <w:text/>
             </w:sdtPr>
+            <w:sdtEndPr/>
             <w:sdtContent>
               <w:proofErr w:type="spellStart"/>
               <w:r>
@@ -3337,6 +3445,7 @@
               <w:dataBinding w:prefixMappings="xmlns:ns0='urn:microsoft-dynamics-nav/reports/Standard_Sales_Quote/1304/'" w:xpath="/ns0:NavWordReportXmlPart[1]/ns0:Header[1]/ns0:CompanyPhoneNo[1]" w:storeItemID="{48D95FEC-B455-4CA7-BA04-5C230D0B37CF}"/>
               <w:text/>
             </w:sdtPr>
+            <w:sdtEndPr/>
             <w:sdtContent>
               <w:proofErr w:type="spellStart"/>
               <w:r>
@@ -3373,6 +3482,7 @@
               <w15:appearance w15:val="hidden"/>
               <w:text/>
             </w:sdtPr>
+            <w:sdtEndPr/>
             <w:sdtContent>
               <w:r>
                 <w:rPr>
@@ -3413,8 +3523,9 @@
               <w:placeholder>
                 <w:docPart w:val="77B2BA6262FE4F60A6B70F6040F4739B"/>
               </w:placeholder>
-              <w15:dataBinding w:prefixMappings="xmlns:ns0='urn:microsoft-dynamics-nav/reports/Standard_Sales_Quote/1304/' " w:xpath="/ns0:NavWordReportXmlPart[1]/ns0:Header[1]/ns0:CompanyVATRegNo_Lbl[1]" w:storeItemID="{48D95FEC-B455-4CA7-BA04-5C230D0B37CF}" w16sdtdh:storeItemChecksum="XSNmxg=="/>
+              <w15:dataBinding w:prefixMappings="xmlns:ns0='urn:microsoft-dynamics-nav/reports/Standard_Sales_Quote/1304/' " w:xpath="/ns0:NavWordReportXmlPart[1]/ns0:Header[1]/ns0:CompanyVATRegNo_Lbl[1]" w:storeItemID="{48D95FEC-B455-4CA7-BA04-5C230D0B37CF}" w16sdtdh:storeItemChecksum="p1rr5g=="/>
             </w:sdtPr>
+            <w:sdtEndPr/>
             <w:sdtContent>
               <w:proofErr w:type="spellStart"/>
               <w:r>
@@ -3453,8 +3564,9 @@
               <w:placeholder>
                 <w:docPart w:val="77B2BA6262FE4F60A6B70F6040F4739B"/>
               </w:placeholder>
-              <w15:dataBinding w:prefixMappings="xmlns:ns0='urn:microsoft-dynamics-nav/reports/Standard_Sales_Quote/1304/' " w:xpath="/ns0:NavWordReportXmlPart[1]/ns0:Header[1]/ns0:CompanyVATRegNo[1]" w:storeItemID="{48D95FEC-B455-4CA7-BA04-5C230D0B37CF}" w16sdtdh:storeItemChecksum="XSNmxg=="/>
+              <w15:dataBinding w:prefixMappings="xmlns:ns0='urn:microsoft-dynamics-nav/reports/Standard_Sales_Quote/1304/' " w:xpath="/ns0:NavWordReportXmlPart[1]/ns0:Header[1]/ns0:CompanyVATRegNo[1]" w:storeItemID="{48D95FEC-B455-4CA7-BA04-5C230D0B37CF}" w16sdtdh:storeItemChecksum="p1rr5g=="/>
             </w:sdtPr>
+            <w:sdtEndPr/>
             <w:sdtContent>
               <w:proofErr w:type="spellStart"/>
               <w:r>
@@ -3566,7 +3678,7 @@
 </file>
 
 <file path=word/header2.xml><?xml version="1.0" encoding="utf-8"?>
-<w:hdr xmlns:a="http://schemas.openxmlformats.org/drawingml/2006/main" xmlns:pic="http://schemas.openxmlformats.org/drawingml/2006/picture" xmlns:wpc="http://schemas.microsoft.com/office/word/2010/wordprocessingCanvas" xmlns:cx="http://schemas.microsoft.com/office/drawing/2014/chartex" xmlns:cx1="http://schemas.microsoft.com/office/drawing/2015/9/8/chartex" xmlns:cx2="http://schemas.microsoft.com/office/drawing/2015/10/21/chartex" xmlns:cx3="http://schemas.microsoft.com/office/drawing/2016/5/9/chartex" xmlns:cx4="http://schemas.microsoft.com/office/drawing/2016/5/10/chartex" xmlns:cx5="http://schemas.microsoft.com/office/drawing/2016/5/11/chartex" xmlns:cx6="http://schemas.microsoft.com/office/drawing/2016/5/12/chartex" xmlns:cx7="http://schemas.microsoft.com/office/drawing/2016/5/13/chartex" xmlns:cx8="http://schemas.microsoft.com/office/drawing/2016/5/14/chartex" xmlns:mc="http://schemas.openxmlformats.org/markup-compatibility/2006" xmlns:aink="http://schemas.microsoft.com/office/drawing/2016/ink" xmlns:am3d="http://schemas.microsoft.com/office/drawing/2017/model3d" xmlns:o="urn:schemas-microsoft-com:office:office" xmlns:oel="http://schemas.microsoft.com/office/2019/extlst" xmlns:r="http://schemas.openxmlformats.org/officeDocument/2006/relationships" xmlns:m="http://schemas.openxmlformats.org/officeDocument/2006/math" xmlns:v="urn:schemas-microsoft-com:vml" xmlns:wp14="http://schemas.microsoft.com/office/word/2010/wordprocessingDrawing" xmlns:wp="http://schemas.openxmlformats.org/drawingml/2006/wordprocessingDrawing" xmlns:w10="urn:schemas-microsoft-com:office:word" xmlns:w="http://schemas.openxmlformats.org/wordprocessingml/2006/main" xmlns:w14="http://schemas.microsoft.com/office/word/2010/wordml" xmlns:w15="http://schemas.microsoft.com/office/word/2012/wordml" xmlns:w16cex="http://schemas.microsoft.com/office/word/2018/wordml/cex" xmlns:w16cid="http://schemas.microsoft.com/office/word/2016/wordml/cid" xmlns:w16="http://schemas.microsoft.com/office/word/2018/wordml" xmlns:w16sdtdh="http://schemas.microsoft.com/office/word/2020/wordml/sdtdatahash" xmlns:w16se="http://schemas.microsoft.com/office/word/2015/wordml/symex" xmlns:wpg="http://schemas.microsoft.com/office/word/2010/wordprocessingGroup" xmlns:wpi="http://schemas.microsoft.com/office/word/2010/wordprocessingInk" xmlns:wne="http://schemas.microsoft.com/office/word/2006/wordml" xmlns:wps="http://schemas.microsoft.com/office/word/2010/wordprocessingShape" mc:Ignorable="w14 w15 w16se w16cid w16 w16cex w16sdtdh wp14">
+<w:hdr xmlns:a="http://schemas.openxmlformats.org/drawingml/2006/main" xmlns:pic="http://schemas.openxmlformats.org/drawingml/2006/picture" xmlns:wpc="http://schemas.microsoft.com/office/word/2010/wordprocessingCanvas" xmlns:cx="http://schemas.microsoft.com/office/drawing/2014/chartex" xmlns:cx1="http://schemas.microsoft.com/office/drawing/2015/9/8/chartex" xmlns:cx2="http://schemas.microsoft.com/office/drawing/2015/10/21/chartex" xmlns:cx3="http://schemas.microsoft.com/office/drawing/2016/5/9/chartex" xmlns:cx4="http://schemas.microsoft.com/office/drawing/2016/5/10/chartex" xmlns:cx5="http://schemas.microsoft.com/office/drawing/2016/5/11/chartex" xmlns:cx6="http://schemas.microsoft.com/office/drawing/2016/5/12/chartex" xmlns:cx7="http://schemas.microsoft.com/office/drawing/2016/5/13/chartex" xmlns:cx8="http://schemas.microsoft.com/office/drawing/2016/5/14/chartex" xmlns:mc="http://schemas.openxmlformats.org/markup-compatibility/2006" xmlns:aink="http://schemas.microsoft.com/office/drawing/2016/ink" xmlns:am3d="http://schemas.microsoft.com/office/drawing/2017/model3d" xmlns:o="urn:schemas-microsoft-com:office:office" xmlns:r="http://schemas.openxmlformats.org/officeDocument/2006/relationships" xmlns:m="http://schemas.openxmlformats.org/officeDocument/2006/math" xmlns:v="urn:schemas-microsoft-com:vml" xmlns:wp14="http://schemas.microsoft.com/office/word/2010/wordprocessingDrawing" xmlns:wp="http://schemas.openxmlformats.org/drawingml/2006/wordprocessingDrawing" xmlns:w10="urn:schemas-microsoft-com:office:word" xmlns:w="http://schemas.openxmlformats.org/wordprocessingml/2006/main" xmlns:w14="http://schemas.microsoft.com/office/word/2010/wordml" xmlns:w15="http://schemas.microsoft.com/office/word/2012/wordml" xmlns:w16cex="http://schemas.microsoft.com/office/word/2018/wordml/cex" xmlns:w16cid="http://schemas.microsoft.com/office/word/2016/wordml/cid" xmlns:w16="http://schemas.microsoft.com/office/word/2018/wordml" xmlns:w16sdtdh="http://schemas.microsoft.com/office/word/2020/wordml/sdtdatahash" xmlns:w16se="http://schemas.microsoft.com/office/word/2015/wordml/symex" xmlns:wpg="http://schemas.microsoft.com/office/word/2010/wordprocessingGroup" xmlns:wpi="http://schemas.microsoft.com/office/word/2010/wordprocessingInk" xmlns:wne="http://schemas.microsoft.com/office/word/2006/wordml" xmlns:wps="http://schemas.microsoft.com/office/word/2010/wordprocessingShape" mc:Ignorable="w14 w15 w16se w16cid w16 w16cex w16sdtdh wp14">
   <w:tbl>
     <w:tblPr>
       <w:tblW w:w="5000" w:type="pct"/>
@@ -3600,6 +3712,7 @@
             <w:dataBinding w:prefixMappings="xmlns:ns0='urn:microsoft-dynamics-nav/reports/Standard_Sales_Quote/1304/'" w:xpath="/ns0:NavWordReportXmlPart[1]/ns0:Header[1]/ns0:CompanyAddress1[1]" w:storeItemID="{48D95FEC-B455-4CA7-BA04-5C230D0B37CF}"/>
             <w:text/>
           </w:sdtPr>
+          <w:sdtEndPr/>
           <w:sdtContent>
             <w:p>
               <w:pPr>
@@ -3656,6 +3769,7 @@
               <w:dataBinding w:prefixMappings="xmlns:ns0='urn:microsoft-dynamics-nav/reports/Standard_Sales_Quote/1304/'" w:xpath="/ns0:NavWordReportXmlPart[1]/ns0:Header[1]/ns0:CompanyAddress2[1]" w:storeItemID="{48D95FEC-B455-4CA7-BA04-5C230D0B37CF}"/>
               <w:text/>
             </w:sdtPr>
+            <w:sdtEndPr/>
             <w:sdtContent>
               <w:r>
                 <w:rPr>
@@ -3702,6 +3816,7 @@
               <w:dataBinding w:prefixMappings="xmlns:ns0='urn:microsoft-dynamics-nav/reports/Standard_Sales_Quote/1304/'" w:xpath="/ns0:NavWordReportXmlPart[1]/ns0:Header[1]/ns0:CompanyAddress3[1]" w:storeItemID="{48D95FEC-B455-4CA7-BA04-5C230D0B37CF}"/>
               <w:text/>
             </w:sdtPr>
+            <w:sdtEndPr/>
             <w:sdtContent>
               <w:r>
                 <w:rPr>
@@ -3736,6 +3851,7 @@
             <w:dataBinding w:prefixMappings="xmlns:ns0='urn:microsoft-dynamics-nav/reports/Standard_Sales_Quote/1304/'" w:xpath="/ns0:NavWordReportXmlPart[1]/ns0:Header[1]/ns0:CompanyAddress4[1]" w:storeItemID="{48D95FEC-B455-4CA7-BA04-5C230D0B37CF}"/>
             <w:text/>
           </w:sdtPr>
+          <w:sdtEndPr/>
           <w:sdtContent>
             <w:p>
               <w:pPr>
@@ -3782,6 +3898,7 @@
             <w:dataBinding w:prefixMappings="xmlns:ns0='urn:microsoft-dynamics-nav/reports/Standard_Sales_Quote/1304/'" w:xpath="/ns0:NavWordReportXmlPart[1]/ns0:Header[1]/ns0:CompanyAddress5[1]" w:storeItemID="{48D95FEC-B455-4CA7-BA04-5C230D0B37CF}"/>
             <w:text/>
           </w:sdtPr>
+          <w:sdtEndPr/>
           <w:sdtContent>
             <w:p>
               <w:pPr>
@@ -3840,6 +3957,7 @@
               <w:dataBinding w:prefixMappings="xmlns:ns0='urn:microsoft-dynamics-nav/reports/Standard_Sales_Quote/1304/'" w:xpath="/ns0:NavWordReportXmlPart[1]/ns0:Header[1]/ns0:CompanyPhoneNo_Lbl[1]" w:storeItemID="{48D95FEC-B455-4CA7-BA04-5C230D0B37CF}"/>
               <w:text/>
             </w:sdtPr>
+            <w:sdtEndPr/>
             <w:sdtContent>
               <w:proofErr w:type="spellStart"/>
               <w:r>
@@ -3885,6 +4003,7 @@
               <w:dataBinding w:prefixMappings="xmlns:ns0='urn:microsoft-dynamics-nav/reports/Standard_Sales_Quote/1304/'" w:xpath="/ns0:NavWordReportXmlPart[1]/ns0:Header[1]/ns0:CompanyPhoneNo[1]" w:storeItemID="{48D95FEC-B455-4CA7-BA04-5C230D0B37CF}"/>
               <w:text/>
             </w:sdtPr>
+            <w:sdtEndPr/>
             <w:sdtContent>
               <w:proofErr w:type="spellStart"/>
               <w:r>
@@ -3921,6 +4040,7 @@
               <w15:appearance w15:val="hidden"/>
               <w:text/>
             </w:sdtPr>
+            <w:sdtEndPr/>
             <w:sdtContent>
               <w:r>
                 <w:rPr>
@@ -3959,8 +4079,9 @@
               <w:placeholder>
                 <w:docPart w:val="DefaultPlaceholder_-1854013440"/>
               </w:placeholder>
-              <w15:dataBinding w:prefixMappings="xmlns:ns0='urn:microsoft-dynamics-nav/reports/Standard_Sales_Quote/1304/' " w:xpath="/ns0:NavWordReportXmlPart[1]/ns0:Header[1]/ns0:CompanyVATRegNo_Lbl[1]" w:storeItemID="{48D95FEC-B455-4CA7-BA04-5C230D0B37CF}" w16sdtdh:storeItemChecksum="XSNmxg=="/>
+              <w15:dataBinding w:prefixMappings="xmlns:ns0='urn:microsoft-dynamics-nav/reports/Standard_Sales_Quote/1304/' " w:xpath="/ns0:NavWordReportXmlPart[1]/ns0:Header[1]/ns0:CompanyVATRegNo_Lbl[1]" w:storeItemID="{48D95FEC-B455-4CA7-BA04-5C230D0B37CF}" w16sdtdh:storeItemChecksum="p1rr5g=="/>
             </w:sdtPr>
+            <w:sdtEndPr/>
             <w:sdtContent>
               <w:proofErr w:type="spellStart"/>
               <w:r>
@@ -3999,8 +4120,9 @@
               <w:placeholder>
                 <w:docPart w:val="DefaultPlaceholder_-1854013440"/>
               </w:placeholder>
-              <w15:dataBinding w:prefixMappings="xmlns:ns0='urn:microsoft-dynamics-nav/reports/Standard_Sales_Quote/1304/' " w:xpath="/ns0:NavWordReportXmlPart[1]/ns0:Header[1]/ns0:CompanyVATRegNo[1]" w:storeItemID="{48D95FEC-B455-4CA7-BA04-5C230D0B37CF}" w16sdtdh:storeItemChecksum="XSNmxg=="/>
+              <w15:dataBinding w:prefixMappings="xmlns:ns0='urn:microsoft-dynamics-nav/reports/Standard_Sales_Quote/1304/' " w:xpath="/ns0:NavWordReportXmlPart[1]/ns0:Header[1]/ns0:CompanyVATRegNo[1]" w:storeItemID="{48D95FEC-B455-4CA7-BA04-5C230D0B37CF}" w16sdtdh:storeItemChecksum="p1rr5g=="/>
             </w:sdtPr>
+            <w:sdtEndPr/>
             <w:sdtContent>
               <w:proofErr w:type="spellStart"/>
               <w:r>
@@ -4033,6 +4155,7 @@
           <w:dataBinding w:prefixMappings="xmlns:ns0='urn:microsoft-dynamics-nav/reports/Standard_Sales_Quote/1304/'" w:xpath="/ns0:NavWordReportXmlPart[1]/ns0:Header[1]/ns0:CompanyPicture[1]" w:storeItemID="{48D95FEC-B455-4CA7-BA04-5C230D0B37CF}"/>
           <w:picture/>
         </w:sdtPr>
+        <w:sdtEndPr/>
         <w:sdtContent>
           <w:tc>
             <w:tcPr>
@@ -4880,7 +5003,7 @@
 </file>
 
 <file path=word/glossary/document.xml><?xml version="1.0" encoding="utf-8"?>
-<w:glossaryDocument xmlns:wpc="http://schemas.microsoft.com/office/word/2010/wordprocessingCanvas" xmlns:cx="http://schemas.microsoft.com/office/drawing/2014/chartex" xmlns:cx1="http://schemas.microsoft.com/office/drawing/2015/9/8/chartex" xmlns:cx2="http://schemas.microsoft.com/office/drawing/2015/10/21/chartex" xmlns:cx3="http://schemas.microsoft.com/office/drawing/2016/5/9/chartex" xmlns:cx4="http://schemas.microsoft.com/office/drawing/2016/5/10/chartex" xmlns:cx5="http://schemas.microsoft.com/office/drawing/2016/5/11/chartex" xmlns:cx6="http://schemas.microsoft.com/office/drawing/2016/5/12/chartex" xmlns:cx7="http://schemas.microsoft.com/office/drawing/2016/5/13/chartex" xmlns:cx8="http://schemas.microsoft.com/office/drawing/2016/5/14/chartex" xmlns:mc="http://schemas.openxmlformats.org/markup-compatibility/2006" xmlns:aink="http://schemas.microsoft.com/office/drawing/2016/ink" xmlns:am3d="http://schemas.microsoft.com/office/drawing/2017/model3d" xmlns:o="urn:schemas-microsoft-com:office:office" xmlns:oel="http://schemas.microsoft.com/office/2019/extlst" xmlns:r="http://schemas.openxmlformats.org/officeDocument/2006/relationships" xmlns:m="http://schemas.openxmlformats.org/officeDocument/2006/math" xmlns:v="urn:schemas-microsoft-com:vml" xmlns:wp14="http://schemas.microsoft.com/office/word/2010/wordprocessingDrawing" xmlns:wp="http://schemas.openxmlformats.org/drawingml/2006/wordprocessingDrawing" xmlns:w10="urn:schemas-microsoft-com:office:word" xmlns:w="http://schemas.openxmlformats.org/wordprocessingml/2006/main" xmlns:w14="http://schemas.microsoft.com/office/word/2010/wordml" xmlns:w15="http://schemas.microsoft.com/office/word/2012/wordml" xmlns:w16cex="http://schemas.microsoft.com/office/word/2018/wordml/cex" xmlns:w16cid="http://schemas.microsoft.com/office/word/2016/wordml/cid" xmlns:w16="http://schemas.microsoft.com/office/word/2018/wordml" xmlns:w16sdtdh="http://schemas.microsoft.com/office/word/2020/wordml/sdtdatahash" xmlns:w16se="http://schemas.microsoft.com/office/word/2015/wordml/symex" xmlns:wpg="http://schemas.microsoft.com/office/word/2010/wordprocessingGroup" xmlns:wpi="http://schemas.microsoft.com/office/word/2010/wordprocessingInk" xmlns:wne="http://schemas.microsoft.com/office/word/2006/wordml" xmlns:wps="http://schemas.microsoft.com/office/word/2010/wordprocessingShape" mc:Ignorable="w14 w15 w16se w16cid w16 w16cex w16sdtdh wp14">
+<w:glossaryDocument xmlns:wpc="http://schemas.microsoft.com/office/word/2010/wordprocessingCanvas" xmlns:cx="http://schemas.microsoft.com/office/drawing/2014/chartex" xmlns:cx1="http://schemas.microsoft.com/office/drawing/2015/9/8/chartex" xmlns:cx2="http://schemas.microsoft.com/office/drawing/2015/10/21/chartex" xmlns:cx3="http://schemas.microsoft.com/office/drawing/2016/5/9/chartex" xmlns:cx4="http://schemas.microsoft.com/office/drawing/2016/5/10/chartex" xmlns:cx5="http://schemas.microsoft.com/office/drawing/2016/5/11/chartex" xmlns:cx6="http://schemas.microsoft.com/office/drawing/2016/5/12/chartex" xmlns:cx7="http://schemas.microsoft.com/office/drawing/2016/5/13/chartex" xmlns:cx8="http://schemas.microsoft.com/office/drawing/2016/5/14/chartex" xmlns:mc="http://schemas.openxmlformats.org/markup-compatibility/2006" xmlns:aink="http://schemas.microsoft.com/office/drawing/2016/ink" xmlns:am3d="http://schemas.microsoft.com/office/drawing/2017/model3d" xmlns:o="urn:schemas-microsoft-com:office:office" xmlns:r="http://schemas.openxmlformats.org/officeDocument/2006/relationships" xmlns:m="http://schemas.openxmlformats.org/officeDocument/2006/math" xmlns:v="urn:schemas-microsoft-com:vml" xmlns:wp14="http://schemas.microsoft.com/office/word/2010/wordprocessingDrawing" xmlns:wp="http://schemas.openxmlformats.org/drawingml/2006/wordprocessingDrawing" xmlns:w10="urn:schemas-microsoft-com:office:word" xmlns:w="http://schemas.openxmlformats.org/wordprocessingml/2006/main" xmlns:w14="http://schemas.microsoft.com/office/word/2010/wordml" xmlns:w15="http://schemas.microsoft.com/office/word/2012/wordml" xmlns:w16cex="http://schemas.microsoft.com/office/word/2018/wordml/cex" xmlns:w16cid="http://schemas.microsoft.com/office/word/2016/wordml/cid" xmlns:w16="http://schemas.microsoft.com/office/word/2018/wordml" xmlns:w16sdtdh="http://schemas.microsoft.com/office/word/2020/wordml/sdtdatahash" xmlns:w16se="http://schemas.microsoft.com/office/word/2015/wordml/symex" xmlns:wpg="http://schemas.microsoft.com/office/word/2010/wordprocessingGroup" xmlns:wpi="http://schemas.microsoft.com/office/word/2010/wordprocessingInk" xmlns:wne="http://schemas.microsoft.com/office/word/2006/wordml" xmlns:wps="http://schemas.microsoft.com/office/word/2010/wordprocessingShape" mc:Ignorable="w14 w15 w16se w16cid w16 w16cex w16sdtdh wp14">
   <w:docParts>
     <w:docPart>
       <w:docPartPr>
@@ -5547,7 +5670,7 @@
     <w:charset w:val="00"/>
     <w:family w:val="swiss"/>
     <w:pitch w:val="variable"/>
-    <w:sig w:usb0="E4002EFF" w:usb1="C000247B" w:usb2="00000009" w:usb3="00000000" w:csb0="000001FF" w:csb1="00000000"/>
+    <w:sig w:usb0="E4002EFF" w:usb1="C200247B" w:usb2="00000009" w:usb3="00000000" w:csb0="000001FF" w:csb1="00000000"/>
   </w:font>
   <w:font w:name="Arial">
     <w:panose1 w:val="020B0604020202020204"/>
@@ -5556,17 +5679,12 @@
     <w:pitch w:val="variable"/>
     <w:sig w:usb0="E0002EFF" w:usb1="C000785B" w:usb2="00000009" w:usb3="00000000" w:csb0="000001FF" w:csb1="00000000"/>
   </w:font>
-  <w:font w:name="Aptos">
+  <w:font w:name="Calibri Light">
+    <w:panose1 w:val="020F0302020204030204"/>
     <w:charset w:val="00"/>
     <w:family w:val="swiss"/>
     <w:pitch w:val="variable"/>
-    <w:sig w:usb0="20000287" w:usb1="00000003" w:usb2="00000000" w:usb3="00000000" w:csb0="0000019F" w:csb1="00000000"/>
-  </w:font>
-  <w:font w:name="Aptos Display">
-    <w:charset w:val="00"/>
-    <w:family w:val="swiss"/>
-    <w:pitch w:val="variable"/>
-    <w:sig w:usb0="20000287" w:usb1="00000003" w:usb2="00000000" w:usb3="00000000" w:csb0="0000019F" w:csb1="00000000"/>
+    <w:sig w:usb0="E4002EFF" w:usb1="C200247B" w:usb2="00000009" w:usb3="00000000" w:csb0="000001FF" w:csb1="00000000"/>
   </w:font>
 </w:fonts>
 </file>
@@ -5607,6 +5725,7 @@
     <w:rsid w:val="00401A56"/>
     <w:rsid w:val="004056EF"/>
     <w:rsid w:val="00424580"/>
+    <w:rsid w:val="0045754C"/>
     <w:rsid w:val="005079A0"/>
     <w:rsid w:val="00561536"/>
     <w:rsid w:val="00567066"/>
@@ -5634,6 +5753,7 @@
     <w:rsid w:val="00A11D38"/>
     <w:rsid w:val="00A146D4"/>
     <w:rsid w:val="00A50F18"/>
+    <w:rsid w:val="00A5230F"/>
     <w:rsid w:val="00A772AE"/>
     <w:rsid w:val="00AA0182"/>
     <w:rsid w:val="00AA4803"/>
@@ -5651,6 +5771,7 @@
     <w:rsid w:val="00D06423"/>
     <w:rsid w:val="00D1250B"/>
     <w:rsid w:val="00D22A2E"/>
+    <w:rsid w:val="00D355F9"/>
     <w:rsid w:val="00D439A6"/>
     <w:rsid w:val="00D67D5F"/>
     <w:rsid w:val="00DB3A0C"/>
@@ -5685,7 +5806,7 @@
   <w:themeFontLang w:val="en-US" w:bidi="ar-SA"/>
   <w:clrSchemeMapping w:bg1="light1" w:t1="dark1" w:bg2="light2" w:t2="dark2" w:accent1="accent1" w:accent2="accent2" w:accent3="accent3" w:accent4="accent4" w:accent5="accent5" w:accent6="accent6" w:hyperlink="hyperlink" w:followedHyperlink="followedHyperlink"/>
   <w:decimalSymbol w:val=","/>
-  <w:listSeparator w:val=","/>
+  <w:listSeparator w:val=";"/>
   <w15:chartTrackingRefBased/>
 </w:settings>
 </file>
@@ -6504,7 +6625,11 @@
 </a:theme>
 </file>
 
-<file path=customXml/item1.xml>��< ? x m l   v e r s i o n = " 1 . 0 "   e n c o d i n g = " u t f - 1 6 " ? > +<file path=customXml/item1.xml><?xml version="1.0" encoding="utf-8"?>
+<b:Sources xmlns:b="http://schemas.openxmlformats.org/officeDocument/2006/bibliography" xmlns="http://schemas.openxmlformats.org/officeDocument/2006/bibliography" SelectedStyle="\APASixthEditionOfficeOnline.xsl" StyleName="APA" Version="6"/>
+</file>
+
+<file path=customXml/item2.xml>��< ? x m l   v e r s i o n = " 1 . 0 "   e n c o d i n g = " u t f - 1 6 " ? >   
  < N a v W o r d R e p o r t X m l P a r t   x m l n s = " u r n : m i c r o s o f t - d y n a m i c s - n a v / r e p o r t s / S t a n d a r d _ S a l e s _ Q u o t e / 1 3 0 4 / " >   
@@ -6582,7 +6707,7 @@
  
          < C o m p a n y P h o n e N o _ L b l > C o m p a n y P h o n e N o _ L b l < / C o m p a n y P h o n e N o _ L b l >   
-         < C o m p a n y P i c t u r e > C o m p a n y P i c t u r e < / C o m p a n y P i c t u r e > +         < C o m p a n y P i c t u r e   / >   
          < C o m p a n y R e g i s t r a t i o n N u m b e r > C o m p a n y R e g i s t r a t i o n N u m b e r < / C o m p a n y R e g i s t r a t i o n N u m b e r >   
@@ -6674,6 +6799,8 @@
  
          < P a g e _ L b l > P a g e _ L b l < / P a g e _ L b l >   
+         < P a y m e n t D u e D a t e T e x t > P a y m e n t D u e D a t e T e x t < / P a y m e n t D u e D a t e T e x t > + 
          < P a y m e n t M e t h o d D e s c r i p t i o n > P a y m e n t M e t h o d D e s c r i p t i o n < / P a y m e n t M e t h o d D e s c r i p t i o n >   
          < P a y m e n t M e t h o d D e s c r i p t i o n _ L b l > P a y m e n t M e t h o d D e s c r i p t i o n _ L b l < / P a y m e n t M e t h o d D e s c r i p t i o n _ L b l > @@ -6682,7 +6809,9 @@
  
          < P a y m e n t T e r m s D e s c r i p t i o n _ L b l > P a y m e n t T e r m s D e s c r i p t i o n _ L b l < / P a y m e n t T e r m s D e s c r i p t i o n _ L b l >   
-         < P i c t u r e > P i c t u r e < / P i c t u r e > +         < P e n a l t y I n t e r e s t T e x t > P e n a l t y I n t e r e s t T e x t < / P e n a l t y I n t e r e s t T e x t > + 
+         < P i c t u r e   / >   
          < P r i c e s I n c l u d i n g V A T > P r i c e s I n c l u d i n g V A T < / P r i c e s I n c l u d i n g V A T >   
@@ -6991,22 +7120,18 @@
  < / N a v W o r d R e p o r t X m l P a r t > 
 </file>
 
-<file path=customXml/item2.xml><?xml version="1.0" encoding="utf-8"?>
-<b:Sources xmlns:b="http://schemas.openxmlformats.org/officeDocument/2006/bibliography" xmlns="http://schemas.openxmlformats.org/officeDocument/2006/bibliography" SelectedStyle="\APASixthEditionOfficeOnline.xsl" StyleName="APA" Version="6"/>
+<file path=customXml/itemProps1.xml><?xml version="1.0" encoding="utf-8"?>
+<ds:datastoreItem xmlns:ds="http://schemas.openxmlformats.org/officeDocument/2006/customXml" ds:itemID="{FEEEF77F-3CF4-4AB3-B81F-A64BF2C2B1CC}">
+  <ds:schemaRefs>
+    <ds:schemaRef ds:uri="http://schemas.openxmlformats.org/officeDocument/2006/bibliography"/>
+  </ds:schemaRefs>
+</ds:datastoreItem>
 </file>
 
-<file path=customXml/itemProps1.xml><?xml version="1.0" encoding="utf-8"?>
+<file path=customXml/itemProps2.xml><?xml version="1.0" encoding="utf-8"?>
 <ds:datastoreItem xmlns:ds="http://schemas.openxmlformats.org/officeDocument/2006/customXml" ds:itemID="{48D95FEC-B455-4CA7-BA04-5C230D0B37CF}">
   <ds:schemaRefs>
     <ds:schemaRef ds:uri="urn:microsoft-dynamics-nav/reports/Standard_Sales_Quote/1304/"/>
   </ds:schemaRefs>
 </ds:datastoreItem>
-</file>
-
-<file path=customXml/itemProps2.xml><?xml version="1.0" encoding="utf-8"?>
-<ds:datastoreItem xmlns:ds="http://schemas.openxmlformats.org/officeDocument/2006/customXml" ds:itemID="{FEEEF77F-3CF4-4AB3-B81F-A64BF2C2B1CC}">
-  <ds:schemaRefs>
-    <ds:schemaRef ds:uri="http://schemas.openxmlformats.org/officeDocument/2006/bibliography"/>
-  </ds:schemaRefs>
-</ds:datastoreItem>
 </file>